--- a/fiction/drafts/clip_the-rift_20250608-0448.docx
+++ b/fiction/drafts/clip_the-rift_20250608-0448.docx
@@ -1,20 +1,20 @@
 
 <file path=word/document.xml><?xml version="1.0" encoding="utf-8"?>
-<w:document xmlns:ve="http://schemas.openxmlformats.org/markup-compatibility/2006" xmlns:o="urn:schemas-microsoft-com:office:office" xmlns:r="http://schemas.openxmlformats.org/officeDocument/2006/relationships" xmlns:m="http://schemas.openxmlformats.org/officeDocument/2006/math" xmlns:v="urn:schemas-microsoft-com:vml" xmlns:wp="http://schemas.openxmlformats.org/drawingml/2006/wordprocessingDrawing" xmlns:w10="urn:schemas-microsoft-com:office:word" xmlns:w="http://schemas.openxmlformats.org/wordprocessingml/2006/main" xmlns:wne="http://schemas.microsoft.com/office/word/2006/wordml">
+<w:document xmlns:wpc="http://schemas.microsoft.com/office/word/2010/wordprocessingCanvas" xmlns:cx="http://schemas.microsoft.com/office/drawing/2014/chartex" xmlns:cx1="http://schemas.microsoft.com/office/drawing/2015/9/8/chartex" xmlns:cx2="http://schemas.microsoft.com/office/drawing/2015/10/21/chartex" xmlns:cx3="http://schemas.microsoft.com/office/drawing/2016/5/9/chartex" xmlns:cx4="http://schemas.microsoft.com/office/drawing/2016/5/10/chartex" xmlns:cx5="http://schemas.microsoft.com/office/drawing/2016/5/11/chartex" xmlns:cx6="http://schemas.microsoft.com/office/drawing/2016/5/12/chartex" xmlns:cx7="http://schemas.microsoft.com/office/drawing/2016/5/13/chartex" xmlns:cx8="http://schemas.microsoft.com/office/drawing/2016/5/14/chartex" xmlns:mc="http://schemas.openxmlformats.org/markup-compatibility/2006" xmlns:aink="http://schemas.microsoft.com/office/drawing/2016/ink" xmlns:am3d="http://schemas.microsoft.com/office/drawing/2017/model3d" xmlns:o="urn:schemas-microsoft-com:office:office" xmlns:oel="http://schemas.microsoft.com/office/2019/extlst" xmlns:r="http://schemas.openxmlformats.org/officeDocument/2006/relationships" xmlns:m="http://schemas.openxmlformats.org/officeDocument/2006/math" xmlns:v="urn:schemas-microsoft-com:vml" xmlns:wp14="http://schemas.microsoft.com/office/word/2010/wordprocessingDrawing" xmlns:wp="http://schemas.openxmlformats.org/drawingml/2006/wordprocessingDrawing" xmlns:w10="urn:schemas-microsoft-com:office:word" xmlns:w="http://schemas.openxmlformats.org/wordprocessingml/2006/main" xmlns:w14="http://schemas.microsoft.com/office/word/2010/wordml" xmlns:w15="http://schemas.microsoft.com/office/word/2012/wordml" xmlns:w16cex="http://schemas.microsoft.com/office/word/2018/wordml/cex" xmlns:w16cid="http://schemas.microsoft.com/office/word/2016/wordml/cid" xmlns:w16="http://schemas.microsoft.com/office/word/2018/wordml" xmlns:w16du="http://schemas.microsoft.com/office/word/2023/wordml/word16du" xmlns:w16sdtdh="http://schemas.microsoft.com/office/word/2020/wordml/sdtdatahash" xmlns:w16sdtfl="http://schemas.microsoft.com/office/word/2024/wordml/sdtformatlock" xmlns:w16se="http://schemas.microsoft.com/office/word/2015/wordml/symex" xmlns:wpg="http://schemas.microsoft.com/office/word/2010/wordprocessingGroup" xmlns:wpi="http://schemas.microsoft.com/office/word/2010/wordprocessingInk" xmlns:wne="http://schemas.microsoft.com/office/word/2006/wordml" xmlns:wps="http://schemas.microsoft.com/office/word/2010/wordprocessingShape" mc:Ignorable="w14 w15 w16se w16cid w16 w16cex w16sdtdh w16sdtfl w16du wp14">
   <w:body>
     <w:p>
       <w:pPr>
         <w:spacing w:after="0" w:line="360" w:lineRule="auto"/>
         <w:jc w:val="both"/>
         <w:rPr>
-          <w:rFonts w:ascii="Times New Roman" w:hAnsi="Times New Roman" w:cs="Times New Roman"/>
+          <w:rFonts w:ascii="Montserrat" w:hAnsi="Montserrat" w:cs="Times New Roman"/>
           <w:sz w:val="24"/>
           <w:szCs w:val="24"/>
         </w:rPr>
       </w:pPr>
       <w:r>
         <w:rPr>
-          <w:rFonts w:ascii="Times New Roman" w:hAnsi="Times New Roman" w:cs="Times New Roman"/>
+          <w:rFonts w:ascii="Montserrat" w:hAnsi="Montserrat" w:cs="Times New Roman"/>
           <w:sz w:val="24"/>
           <w:szCs w:val="24"/>
         </w:rPr>
@@ -25,71 +25,127 @@
       <w:pPr>
         <w:spacing w:after="0" w:line="360" w:lineRule="auto"/>
         <w:rPr>
-          <w:rFonts w:ascii="Times New Roman" w:hAnsi="Times New Roman"/>
+          <w:rFonts w:ascii="Montserrat" w:hAnsi="Montserrat"/>
           <w:color w:val="808080"/>
           <w:sz w:val="24"/>
           <w:szCs w:val="24"/>
         </w:rPr>
       </w:pPr>
-      <w:proofErr w:type="gramStart"/>
-      <w:r>
-        <w:rPr>
-          <w:rFonts w:ascii="Times New Roman" w:hAnsi="Times New Roman"/>
+      <w:r>
+        <w:rPr>
+          <w:rFonts w:ascii="Montserrat" w:hAnsi="Montserrat"/>
           <w:color w:val="808080"/>
           <w:sz w:val="24"/>
           <w:szCs w:val="24"/>
         </w:rPr>
         <w:t>comments</w:t>
       </w:r>
-      <w:proofErr w:type="gramEnd"/>
     </w:p>
     <w:p>
       <w:pPr>
         <w:spacing w:after="0" w:line="360" w:lineRule="auto"/>
         <w:jc w:val="right"/>
         <w:rPr>
-          <w:rFonts w:ascii="Times New Roman" w:hAnsi="Times New Roman"/>
+          <w:rFonts w:ascii="Montserrat" w:hAnsi="Montserrat"/>
           <w:color w:val="808080"/>
           <w:sz w:val="24"/>
           <w:szCs w:val="24"/>
         </w:rPr>
       </w:pPr>
-      <w:fldSimple w:instr=" NUMPAGES  \* MERGEFORMAT ">
-        <w:r>
-          <w:rPr>
-            <w:rFonts w:ascii="Times New Roman" w:hAnsi="Times New Roman"/>
-            <w:noProof/>
-            <w:color w:val="808080"/>
-            <w:sz w:val="24"/>
-            <w:szCs w:val="24"/>
-          </w:rPr>
-          <w:t>1</w:t>
-        </w:r>
-      </w:fldSimple>
-      <w:r>
-        <w:rPr>
-          <w:rFonts w:ascii="Times New Roman" w:hAnsi="Times New Roman"/>
+      <w:r>
+        <w:rPr>
+          <w:rFonts w:ascii="Montserrat" w:hAnsi="Montserrat"/>
+          <w:sz w:val="24"/>
+        </w:rPr>
+        <w:fldChar w:fldCharType="begin"/>
+      </w:r>
+      <w:r>
+        <w:rPr>
+          <w:rFonts w:ascii="Montserrat" w:hAnsi="Montserrat"/>
+          <w:sz w:val="24"/>
+        </w:rPr>
+        <w:instrText xml:space="preserve"> NUMPAGES  \* MERGEFORMAT </w:instrText>
+      </w:r>
+      <w:r>
+        <w:rPr>
+          <w:rFonts w:ascii="Montserrat" w:hAnsi="Montserrat"/>
+          <w:sz w:val="24"/>
+        </w:rPr>
+        <w:fldChar w:fldCharType="separate"/>
+      </w:r>
+      <w:r>
+        <w:rPr>
+          <w:rFonts w:ascii="Montserrat" w:hAnsi="Montserrat"/>
+          <w:noProof/>
           <w:color w:val="808080"/>
           <w:sz w:val="24"/>
           <w:szCs w:val="24"/>
         </w:rPr>
+        <w:t>1</w:t>
+      </w:r>
+      <w:r>
+        <w:rPr>
+          <w:rFonts w:ascii="Montserrat" w:hAnsi="Montserrat"/>
+          <w:noProof/>
+          <w:color w:val="808080"/>
+          <w:sz w:val="24"/>
+          <w:szCs w:val="24"/>
+        </w:rPr>
+        <w:fldChar w:fldCharType="end"/>
+      </w:r>
+      <w:r>
+        <w:rPr>
+          <w:rFonts w:ascii="Montserrat" w:hAnsi="Montserrat"/>
+          <w:color w:val="808080"/>
+          <w:sz w:val="24"/>
+          <w:szCs w:val="24"/>
+        </w:rPr>
         <w:t xml:space="preserve"> pages ∙ </w:t>
       </w:r>
-      <w:fldSimple w:instr=" NUMWORDS  \* MERGEFORMAT ">
-        <w:r>
-          <w:rPr>
-            <w:rFonts w:ascii="Times New Roman" w:hAnsi="Times New Roman"/>
-            <w:noProof/>
-            <w:color w:val="808080"/>
-            <w:sz w:val="24"/>
-            <w:szCs w:val="24"/>
-          </w:rPr>
-          <w:t>8</w:t>
-        </w:r>
-      </w:fldSimple>
-      <w:r>
-        <w:rPr>
-          <w:rFonts w:ascii="Times New Roman" w:hAnsi="Times New Roman"/>
+      <w:r>
+        <w:rPr>
+          <w:rFonts w:ascii="Montserrat" w:hAnsi="Montserrat"/>
+          <w:sz w:val="24"/>
+        </w:rPr>
+        <w:fldChar w:fldCharType="begin"/>
+      </w:r>
+      <w:r>
+        <w:rPr>
+          <w:rFonts w:ascii="Montserrat" w:hAnsi="Montserrat"/>
+          <w:sz w:val="24"/>
+        </w:rPr>
+        <w:instrText xml:space="preserve"> NUMWORDS  \* MERGEFORMAT </w:instrText>
+      </w:r>
+      <w:r>
+        <w:rPr>
+          <w:rFonts w:ascii="Montserrat" w:hAnsi="Montserrat"/>
+          <w:sz w:val="24"/>
+        </w:rPr>
+        <w:fldChar w:fldCharType="separate"/>
+      </w:r>
+      <w:r>
+        <w:rPr>
+          <w:rFonts w:ascii="Montserrat" w:hAnsi="Montserrat"/>
+          <w:noProof/>
+          <w:color w:val="808080"/>
+          <w:sz w:val="24"/>
+          <w:szCs w:val="24"/>
+        </w:rPr>
+        <w:t>8</w:t>
+      </w:r>
+      <w:r>
+        <w:rPr>
+          <w:rFonts w:ascii="Montserrat" w:hAnsi="Montserrat"/>
+          <w:noProof/>
+          <w:color w:val="808080"/>
+          <w:sz w:val="24"/>
+          <w:szCs w:val="24"/>
+        </w:rPr>
+        <w:fldChar w:fldCharType="end"/>
+      </w:r>
+      <w:r>
+        <w:rPr>
+          <w:rFonts w:ascii="Montserrat" w:hAnsi="Montserrat"/>
           <w:color w:val="808080"/>
           <w:sz w:val="24"/>
           <w:szCs w:val="24"/>
@@ -101,7 +157,7 @@
       <w:pPr>
         <w:spacing w:after="0" w:line="360" w:lineRule="auto"/>
         <w:rPr>
-          <w:rFonts w:ascii="Times New Roman" w:hAnsi="Times New Roman"/>
+          <w:rFonts w:ascii="Montserrat" w:hAnsi="Montserrat"/>
           <w:sz w:val="24"/>
           <w:szCs w:val="24"/>
         </w:rPr>
@@ -111,7 +167,7 @@
       <w:pPr>
         <w:spacing w:after="0" w:line="360" w:lineRule="auto"/>
         <w:rPr>
-          <w:rFonts w:ascii="Times New Roman" w:hAnsi="Times New Roman"/>
+          <w:rFonts w:ascii="Montserrat" w:hAnsi="Montserrat"/>
           <w:sz w:val="24"/>
           <w:szCs w:val="24"/>
         </w:rPr>
@@ -122,14 +178,14 @@
         <w:spacing w:after="0" w:line="360" w:lineRule="auto"/>
         <w:jc w:val="both"/>
         <w:rPr>
-          <w:rFonts w:ascii="Times New Roman" w:hAnsi="Times New Roman" w:cs="Times New Roman"/>
+          <w:rFonts w:ascii="Montserrat" w:hAnsi="Montserrat" w:cs="Times New Roman"/>
           <w:sz w:val="24"/>
           <w:szCs w:val="24"/>
         </w:rPr>
       </w:pPr>
       <w:r>
         <w:rPr>
-          <w:rFonts w:ascii="Times New Roman" w:hAnsi="Times New Roman" w:cs="Times New Roman"/>
+          <w:rFonts w:ascii="Montserrat" w:hAnsi="Montserrat" w:cs="Times New Roman"/>
           <w:sz w:val="24"/>
           <w:szCs w:val="24"/>
         </w:rPr>
@@ -141,14 +197,14 @@
         <w:spacing w:after="0" w:line="360" w:lineRule="auto"/>
         <w:jc w:val="both"/>
         <w:rPr>
-          <w:rFonts w:ascii="Times New Roman" w:hAnsi="Times New Roman" w:cs="Times New Roman"/>
+          <w:rFonts w:ascii="Montserrat" w:hAnsi="Montserrat" w:cs="Times New Roman"/>
           <w:sz w:val="24"/>
           <w:szCs w:val="24"/>
         </w:rPr>
       </w:pPr>
       <w:r>
         <w:rPr>
-          <w:rFonts w:ascii="Times New Roman" w:hAnsi="Times New Roman" w:cs="Times New Roman"/>
+          <w:rFonts w:ascii="Montserrat" w:hAnsi="Montserrat" w:cs="Times New Roman"/>
           <w:sz w:val="24"/>
           <w:szCs w:val="24"/>
         </w:rPr>
@@ -161,14 +217,14 @@
         <w:spacing w:after="0" w:line="360" w:lineRule="auto"/>
         <w:jc w:val="both"/>
         <w:rPr>
-          <w:rFonts w:ascii="Times New Roman" w:hAnsi="Times New Roman" w:cs="Times New Roman"/>
+          <w:rFonts w:ascii="Montserrat" w:hAnsi="Montserrat" w:cs="Times New Roman"/>
           <w:sz w:val="24"/>
           <w:szCs w:val="24"/>
         </w:rPr>
       </w:pPr>
       <w:r>
         <w:rPr>
-          <w:rFonts w:ascii="Times New Roman" w:hAnsi="Times New Roman" w:cs="Times New Roman"/>
+          <w:rFonts w:ascii="Montserrat" w:hAnsi="Montserrat" w:cs="Times New Roman"/>
           <w:sz w:val="24"/>
           <w:szCs w:val="24"/>
         </w:rPr>
@@ -181,41 +237,23 @@
         <w:spacing w:after="0" w:line="360" w:lineRule="auto"/>
         <w:jc w:val="both"/>
         <w:rPr>
-          <w:rFonts w:ascii="Times New Roman" w:hAnsi="Times New Roman" w:cs="Times New Roman"/>
+          <w:rFonts w:ascii="Montserrat" w:hAnsi="Montserrat" w:cs="Times New Roman"/>
           <w:sz w:val="24"/>
           <w:szCs w:val="24"/>
         </w:rPr>
       </w:pPr>
       <w:r>
         <w:rPr>
-          <w:rFonts w:ascii="Times New Roman" w:hAnsi="Times New Roman" w:cs="Times New Roman"/>
+          <w:rFonts w:ascii="Montserrat" w:hAnsi="Montserrat" w:cs="Times New Roman"/>
           <w:sz w:val="24"/>
           <w:szCs w:val="24"/>
         </w:rPr>
         <w:tab/>
-        <w:t xml:space="preserve">For time travel to be possible, moments in time have to be states of reality that are discrete from each other and persistent in </w:t>
-      </w:r>
-      <w:proofErr w:type="gramStart"/>
-      <w:r>
-        <w:rPr>
-          <w:rFonts w:ascii="Times New Roman" w:hAnsi="Times New Roman" w:cs="Times New Roman"/>
-          <w:sz w:val="24"/>
-          <w:szCs w:val="24"/>
-        </w:rPr>
-        <w:t>themselves</w:t>
-      </w:r>
-      <w:proofErr w:type="gramEnd"/>
-      <w:r>
-        <w:rPr>
-          <w:rFonts w:ascii="Times New Roman" w:hAnsi="Times New Roman" w:cs="Times New Roman"/>
-          <w:sz w:val="24"/>
-          <w:szCs w:val="24"/>
-        </w:rPr>
-        <w:t xml:space="preserve">. Thus, the time traveler could go back in time, but the simple fact of his arrival in the past would have the potential to change the course of events, creating an alternate past or creating a feedback loop through the future. That feedback loop could have a constructive or destructive effect, depending on how elastic the fabric of reality is. Put simply, that whole segment of reality would become </w:t>
-      </w:r>
-      <w:r>
-        <w:rPr>
-          <w:rFonts w:ascii="Times New Roman" w:hAnsi="Times New Roman" w:cs="Times New Roman"/>
+        <w:t xml:space="preserve">For time travel to be possible, moments in time have to be states of reality that are discrete from each other and persistent in themselves. Thus, the time traveler could go back in time, but the simple fact of his arrival in the past would have the potential to change the course of events, creating an alternate past or creating a feedback loop through the future. That feedback loop could have a constructive or destructive effect, depending on how elastic the fabric of reality is. Put simply, that whole segment of reality would become </w:t>
+      </w:r>
+      <w:r>
+        <w:rPr>
+          <w:rFonts w:ascii="Montserrat" w:hAnsi="Montserrat" w:cs="Times New Roman"/>
           <w:i/>
           <w:iCs/>
           <w:sz w:val="24"/>
@@ -225,7 +263,7 @@
       </w:r>
       <w:r>
         <w:rPr>
-          <w:rFonts w:ascii="Times New Roman" w:hAnsi="Times New Roman" w:cs="Times New Roman"/>
+          <w:rFonts w:ascii="Montserrat" w:hAnsi="Montserrat" w:cs="Times New Roman"/>
           <w:sz w:val="24"/>
           <w:szCs w:val="24"/>
         </w:rPr>
@@ -237,46 +275,19 @@
         <w:spacing w:after="0" w:line="360" w:lineRule="auto"/>
         <w:jc w:val="both"/>
         <w:rPr>
-          <w:rFonts w:ascii="Times New Roman" w:hAnsi="Times New Roman" w:cs="Times New Roman"/>
+          <w:rFonts w:ascii="Montserrat" w:hAnsi="Montserrat" w:cs="Times New Roman"/>
           <w:sz w:val="24"/>
           <w:szCs w:val="24"/>
         </w:rPr>
       </w:pPr>
       <w:r>
         <w:rPr>
-          <w:rFonts w:ascii="Times New Roman" w:hAnsi="Times New Roman" w:cs="Times New Roman"/>
+          <w:rFonts w:ascii="Montserrat" w:hAnsi="Montserrat" w:cs="Times New Roman"/>
           <w:sz w:val="24"/>
           <w:szCs w:val="24"/>
         </w:rPr>
         <w:tab/>
-        <w:t xml:space="preserve">The presence of the time traveler in the past would be sustained by a conservative force of causality. Insignificant changes would be relatively easy to make, while more significant ones would create bifurcations, or multiple instances of reality with a </w:t>
-      </w:r>
-      <w:r>
-        <w:rPr>
-          <w:rFonts w:ascii="Times New Roman" w:hAnsi="Times New Roman" w:cs="Times New Roman"/>
-          <w:sz w:val="24"/>
-          <w:szCs w:val="24"/>
-        </w:rPr>
-        <w:lastRenderedPageBreak/>
-        <w:t xml:space="preserve">tendency to </w:t>
-      </w:r>
-      <w:proofErr w:type="spellStart"/>
-      <w:r>
-        <w:rPr>
-          <w:rFonts w:ascii="Times New Roman" w:hAnsi="Times New Roman" w:cs="Times New Roman"/>
-          <w:sz w:val="24"/>
-          <w:szCs w:val="24"/>
-        </w:rPr>
-        <w:t>reconverge</w:t>
-      </w:r>
-      <w:proofErr w:type="spellEnd"/>
-      <w:r>
-        <w:rPr>
-          <w:rFonts w:ascii="Times New Roman" w:hAnsi="Times New Roman" w:cs="Times New Roman"/>
-          <w:sz w:val="24"/>
-          <w:szCs w:val="24"/>
-        </w:rPr>
-        <w:t xml:space="preserve"> on the base time line or completely diverge, a maze of different paths striving to collapse into a stable path. </w:t>
+        <w:t xml:space="preserve">The presence of the time traveler in the past would be sustained by a conservative force of causality. Insignificant changes would be relatively easy to make, while more significant ones would create bifurcations, or multiple instances of reality with a tendency to reconverge on the base time line or completely diverge, a maze of different paths striving to collapse into a stable path. </w:t>
       </w:r>
     </w:p>
     <w:p>
@@ -284,37 +295,19 @@
         <w:spacing w:after="0" w:line="360" w:lineRule="auto"/>
         <w:jc w:val="both"/>
         <w:rPr>
-          <w:rFonts w:ascii="Times New Roman" w:hAnsi="Times New Roman" w:cs="Times New Roman"/>
+          <w:rFonts w:ascii="Montserrat" w:hAnsi="Montserrat" w:cs="Times New Roman"/>
           <w:sz w:val="24"/>
           <w:szCs w:val="24"/>
         </w:rPr>
       </w:pPr>
       <w:r>
         <w:rPr>
-          <w:rFonts w:ascii="Times New Roman" w:hAnsi="Times New Roman" w:cs="Times New Roman"/>
+          <w:rFonts w:ascii="Montserrat" w:hAnsi="Montserrat" w:cs="Times New Roman"/>
           <w:sz w:val="24"/>
           <w:szCs w:val="24"/>
         </w:rPr>
         <w:tab/>
-        <w:t xml:space="preserve">The model of a grandfather paradox would describe a path along the original line, through the point of departure—continuing past that point to account for a future where the time traveler simply ceased to exist—which splits into a loop intersecting the past and entering a tree of divergent and </w:t>
-      </w:r>
-      <w:proofErr w:type="spellStart"/>
-      <w:r>
-        <w:rPr>
-          <w:rFonts w:ascii="Times New Roman" w:hAnsi="Times New Roman" w:cs="Times New Roman"/>
-          <w:sz w:val="24"/>
-          <w:szCs w:val="24"/>
-        </w:rPr>
-        <w:t>reconvergent</w:t>
-      </w:r>
-      <w:proofErr w:type="spellEnd"/>
-      <w:r>
-        <w:rPr>
-          <w:rFonts w:ascii="Times New Roman" w:hAnsi="Times New Roman" w:cs="Times New Roman"/>
-          <w:sz w:val="24"/>
-          <w:szCs w:val="24"/>
-        </w:rPr>
-        <w:t xml:space="preserve"> branches, at least one of which includes the time traveler walking away from the cooling corpse of his grandfather into an alternate future where, instead of being born, he just magically appeared out of nowhere.</w:t>
+        <w:t>The model of a grandfather paradox would describe a path along the original line, through the point of departure—continuing past that point to account for a future where the time traveler simply ceased to exist—which splits into a loop intersecting the past and entering a tree of divergent and reconvergent branches, at least one of which includes the time traveler walking away from the cooling corpse of his grandfather into an alternate future where, instead of being born, he just magically appeared out of nowhere.</w:t>
       </w:r>
     </w:p>
     <w:p>
@@ -322,7 +315,7 @@
         <w:spacing w:after="0" w:line="360" w:lineRule="auto"/>
         <w:jc w:val="both"/>
         <w:rPr>
-          <w:rFonts w:ascii="Times New Roman" w:hAnsi="Times New Roman" w:cs="Times New Roman"/>
+          <w:rFonts w:ascii="Montserrat" w:hAnsi="Montserrat" w:cs="Times New Roman"/>
           <w:sz w:val="24"/>
           <w:szCs w:val="24"/>
         </w:rPr>
@@ -333,7 +326,7 @@
         <w:spacing w:after="0" w:line="360" w:lineRule="auto"/>
         <w:jc w:val="both"/>
         <w:rPr>
-          <w:rFonts w:ascii="Times New Roman" w:hAnsi="Times New Roman" w:cs="Times New Roman"/>
+          <w:rFonts w:ascii="Montserrat" w:hAnsi="Montserrat" w:cs="Times New Roman"/>
           <w:sz w:val="24"/>
           <w:szCs w:val="24"/>
         </w:rPr>
@@ -349,8 +342,106 @@
 </w:document>
 </file>
 
+<file path=word/numbering.xml><?xml version="1.0" encoding="utf-8"?>
+<w:numbering xmlns:wpc="http://schemas.microsoft.com/office/word/2010/wordprocessingCanvas" xmlns:cx="http://schemas.microsoft.com/office/drawing/2014/chartex" xmlns:cx1="http://schemas.microsoft.com/office/drawing/2015/9/8/chartex" xmlns:cx2="http://schemas.microsoft.com/office/drawing/2015/10/21/chartex" xmlns:cx3="http://schemas.microsoft.com/office/drawing/2016/5/9/chartex" xmlns:cx4="http://schemas.microsoft.com/office/drawing/2016/5/10/chartex" xmlns:cx5="http://schemas.microsoft.com/office/drawing/2016/5/11/chartex" xmlns:cx6="http://schemas.microsoft.com/office/drawing/2016/5/12/chartex" xmlns:cx7="http://schemas.microsoft.com/office/drawing/2016/5/13/chartex" xmlns:cx8="http://schemas.microsoft.com/office/drawing/2016/5/14/chartex" xmlns:mc="http://schemas.openxmlformats.org/markup-compatibility/2006" xmlns:aink="http://schemas.microsoft.com/office/drawing/2016/ink" xmlns:am3d="http://schemas.microsoft.com/office/drawing/2017/model3d" xmlns:o="urn:schemas-microsoft-com:office:office" xmlns:oel="http://schemas.microsoft.com/office/2019/extlst" xmlns:r="http://schemas.openxmlformats.org/officeDocument/2006/relationships" xmlns:m="http://schemas.openxmlformats.org/officeDocument/2006/math" xmlns:v="urn:schemas-microsoft-com:vml" xmlns:wp14="http://schemas.microsoft.com/office/word/2010/wordprocessingDrawing" xmlns:wp="http://schemas.openxmlformats.org/drawingml/2006/wordprocessingDrawing" xmlns:w10="urn:schemas-microsoft-com:office:word" xmlns:w="http://schemas.openxmlformats.org/wordprocessingml/2006/main" xmlns:w14="http://schemas.microsoft.com/office/word/2010/wordml" xmlns:w15="http://schemas.microsoft.com/office/word/2012/wordml" xmlns:w16cex="http://schemas.microsoft.com/office/word/2018/wordml/cex" xmlns:w16cid="http://schemas.microsoft.com/office/word/2016/wordml/cid" xmlns:w16="http://schemas.microsoft.com/office/word/2018/wordml" xmlns:w16du="http://schemas.microsoft.com/office/word/2023/wordml/word16du" xmlns:w16sdtdh="http://schemas.microsoft.com/office/word/2020/wordml/sdtdatahash" xmlns:w16sdtfl="http://schemas.microsoft.com/office/word/2024/wordml/sdtformatlock" xmlns:w16se="http://schemas.microsoft.com/office/word/2015/wordml/symex" xmlns:wpg="http://schemas.microsoft.com/office/word/2010/wordprocessingGroup" xmlns:wpi="http://schemas.microsoft.com/office/word/2010/wordprocessingInk" xmlns:wne="http://schemas.microsoft.com/office/word/2006/wordml" xmlns:wps="http://schemas.microsoft.com/office/word/2010/wordprocessingShape" mc:Ignorable="w14 w15 w16se w16cid w16 w16cex w16sdtdh w16sdtfl w16du wp14">
+  <w:abstractNum w:abstractNumId="0" w15:restartNumberingAfterBreak="0">
+    <w:nsid w:val="FFFFFFFB"/>
+    <w:multiLevelType w:val="multilevel"/>
+    <w:tmpl w:val="80A499BA"/>
+    <w:lvl w:ilvl="0">
+      <w:start w:val="1"/>
+      <w:numFmt w:val="cardinalText"/>
+      <w:lvlText w:val="Chapter %1 "/>
+      <w:legacy w:legacy="1" w:legacySpace="144" w:legacyIndent="0"/>
+      <w:lvlJc w:val="left"/>
+    </w:lvl>
+    <w:lvl w:ilvl="1">
+      <w:start w:val="1"/>
+      <w:numFmt w:val="none"/>
+      <w:pStyle w:val="Heading2"/>
+      <w:suff w:val="nothing"/>
+      <w:lvlText w:val=""/>
+      <w:lvlJc w:val="left"/>
+    </w:lvl>
+    <w:lvl w:ilvl="2">
+      <w:start w:val="1"/>
+      <w:numFmt w:val="none"/>
+      <w:suff w:val="nothing"/>
+      <w:lvlText w:val=""/>
+      <w:lvlJc w:val="left"/>
+    </w:lvl>
+    <w:lvl w:ilvl="3">
+      <w:start w:val="1"/>
+      <w:numFmt w:val="none"/>
+      <w:pStyle w:val="Heading4"/>
+      <w:suff w:val="nothing"/>
+      <w:lvlText w:val=""/>
+      <w:lvlJc w:val="left"/>
+    </w:lvl>
+    <w:lvl w:ilvl="4">
+      <w:start w:val="1"/>
+      <w:numFmt w:val="none"/>
+      <w:pStyle w:val="Heading5"/>
+      <w:suff w:val="nothing"/>
+      <w:lvlText w:val=""/>
+      <w:lvlJc w:val="left"/>
+    </w:lvl>
+    <w:lvl w:ilvl="5">
+      <w:start w:val="1"/>
+      <w:numFmt w:val="none"/>
+      <w:pStyle w:val="Heading6"/>
+      <w:suff w:val="nothing"/>
+      <w:lvlText w:val=""/>
+      <w:lvlJc w:val="left"/>
+    </w:lvl>
+    <w:lvl w:ilvl="6">
+      <w:start w:val="1"/>
+      <w:numFmt w:val="none"/>
+      <w:suff w:val="nothing"/>
+      <w:lvlText w:val=""/>
+      <w:lvlJc w:val="left"/>
+    </w:lvl>
+    <w:lvl w:ilvl="7">
+      <w:start w:val="1"/>
+      <w:numFmt w:val="none"/>
+      <w:suff w:val="nothing"/>
+      <w:lvlText w:val=""/>
+      <w:lvlJc w:val="left"/>
+    </w:lvl>
+    <w:lvl w:ilvl="8">
+      <w:start w:val="1"/>
+      <w:numFmt w:val="none"/>
+      <w:suff w:val="nothing"/>
+      <w:lvlText w:val=""/>
+      <w:lvlJc w:val="left"/>
+    </w:lvl>
+  </w:abstractNum>
+  <w:num w:numId="1" w16cid:durableId="1295063183">
+    <w:abstractNumId w:val="0"/>
+  </w:num>
+  <w:num w:numId="2" w16cid:durableId="873469276">
+    <w:abstractNumId w:val="0"/>
+  </w:num>
+  <w:num w:numId="3" w16cid:durableId="522480989">
+    <w:abstractNumId w:val="0"/>
+  </w:num>
+  <w:num w:numId="4" w16cid:durableId="1371800189">
+    <w:abstractNumId w:val="0"/>
+  </w:num>
+  <w:num w:numId="5" w16cid:durableId="845631278">
+    <w:abstractNumId w:val="0"/>
+  </w:num>
+  <w:num w:numId="6" w16cid:durableId="1567689170">
+    <w:abstractNumId w:val="0"/>
+  </w:num>
+  <w:num w:numId="7" w16cid:durableId="1595436560">
+    <w:abstractNumId w:val="0"/>
+  </w:num>
+</w:numbering>
+</file>
+
 <file path=word/styles.xml><?xml version="1.0" encoding="utf-8"?>
-<w:styles xmlns:r="http://schemas.openxmlformats.org/officeDocument/2006/relationships" xmlns:w="http://schemas.openxmlformats.org/wordprocessingml/2006/main">
+<w:styles xmlns:mc="http://schemas.openxmlformats.org/markup-compatibility/2006" xmlns:r="http://schemas.openxmlformats.org/officeDocument/2006/relationships" xmlns:w="http://schemas.openxmlformats.org/wordprocessingml/2006/main" xmlns:w14="http://schemas.microsoft.com/office/word/2010/wordml" xmlns:w15="http://schemas.microsoft.com/office/word/2012/wordml" xmlns:w16cex="http://schemas.microsoft.com/office/word/2018/wordml/cex" xmlns:w16cid="http://schemas.microsoft.com/office/word/2016/wordml/cid" xmlns:w16="http://schemas.microsoft.com/office/word/2018/wordml" xmlns:w16du="http://schemas.microsoft.com/office/word/2023/wordml/word16du" xmlns:w16sdtdh="http://schemas.microsoft.com/office/word/2020/wordml/sdtdatahash" xmlns:w16sdtfl="http://schemas.microsoft.com/office/word/2024/wordml/sdtformatlock" xmlns:w16se="http://schemas.microsoft.com/office/word/2015/wordml/symex" mc:Ignorable="w14 w15 w16se w16cid w16 w16cex w16sdtdh w16sdtfl w16du">
   <w:docDefaults>
     <w:rPrDefault>
       <w:rPr>
@@ -360,160 +451,561 @@
         <w:lang w:val="en-US" w:eastAsia="en-US" w:bidi="ar-SA"/>
       </w:rPr>
     </w:rPrDefault>
-    <w:pPrDefault>
-      <w:pPr>
-        <w:spacing w:after="200" w:line="276" w:lineRule="auto"/>
-      </w:pPr>
-    </w:pPrDefault>
+    <w:pPrDefault/>
   </w:docDefaults>
-  <w:latentStyles w:defLockedState="0" w:defUIPriority="99" w:defSemiHidden="1" w:defUnhideWhenUsed="1" w:defQFormat="0" w:count="267">
-    <w:lsdException w:name="Normal" w:semiHidden="0" w:uiPriority="0" w:unhideWhenUsed="0" w:qFormat="1"/>
-    <w:lsdException w:name="heading 1" w:semiHidden="0" w:uiPriority="9" w:unhideWhenUsed="0" w:qFormat="1"/>
-    <w:lsdException w:name="heading 2" w:uiPriority="9" w:qFormat="1"/>
-    <w:lsdException w:name="heading 3" w:uiPriority="9" w:qFormat="1"/>
-    <w:lsdException w:name="heading 4" w:uiPriority="9" w:qFormat="1"/>
-    <w:lsdException w:name="heading 5" w:uiPriority="9" w:qFormat="1"/>
-    <w:lsdException w:name="heading 6" w:uiPriority="9" w:qFormat="1"/>
-    <w:lsdException w:name="heading 7" w:uiPriority="9" w:qFormat="1"/>
-    <w:lsdException w:name="heading 8" w:uiPriority="9" w:qFormat="1"/>
-    <w:lsdException w:name="heading 9" w:uiPriority="9" w:qFormat="1"/>
-    <w:lsdException w:name="toc 1" w:uiPriority="39"/>
-    <w:lsdException w:name="toc 2" w:uiPriority="39"/>
-    <w:lsdException w:name="toc 3" w:uiPriority="39"/>
-    <w:lsdException w:name="toc 4" w:uiPriority="39"/>
-    <w:lsdException w:name="toc 5" w:uiPriority="39"/>
-    <w:lsdException w:name="toc 6" w:uiPriority="39"/>
-    <w:lsdException w:name="toc 7" w:uiPriority="39"/>
-    <w:lsdException w:name="toc 8" w:uiPriority="39"/>
-    <w:lsdException w:name="toc 9" w:uiPriority="39"/>
-    <w:lsdException w:name="caption" w:uiPriority="35" w:qFormat="1"/>
-    <w:lsdException w:name="Title" w:semiHidden="0" w:uiPriority="10" w:unhideWhenUsed="0" w:qFormat="1"/>
-    <w:lsdException w:name="Default Paragraph Font" w:uiPriority="1"/>
-    <w:lsdException w:name="Body Text" w:uiPriority="0"/>
-    <w:lsdException w:name="Subtitle" w:semiHidden="0" w:uiPriority="11" w:unhideWhenUsed="0" w:qFormat="1"/>
-    <w:lsdException w:name="Strong" w:semiHidden="0" w:uiPriority="22" w:unhideWhenUsed="0" w:qFormat="1"/>
-    <w:lsdException w:name="Emphasis" w:semiHidden="0" w:uiPriority="20" w:unhideWhenUsed="0" w:qFormat="1"/>
-    <w:lsdException w:name="Table Grid" w:semiHidden="0" w:uiPriority="59" w:unhideWhenUsed="0"/>
-    <w:lsdException w:name="Placeholder Text" w:unhideWhenUsed="0"/>
-    <w:lsdException w:name="No Spacing" w:semiHidden="0" w:uiPriority="1" w:unhideWhenUsed="0" w:qFormat="1"/>
-    <w:lsdException w:name="Light Shading" w:semiHidden="0" w:uiPriority="60" w:unhideWhenUsed="0"/>
-    <w:lsdException w:name="Light List" w:semiHidden="0" w:uiPriority="61" w:unhideWhenUsed="0"/>
-    <w:lsdException w:name="Light Grid" w:semiHidden="0" w:uiPriority="62" w:unhideWhenUsed="0"/>
-    <w:lsdException w:name="Medium Shading 1" w:semiHidden="0" w:uiPriority="63" w:unhideWhenUsed="0"/>
-    <w:lsdException w:name="Medium Shading 2" w:semiHidden="0" w:uiPriority="64" w:unhideWhenUsed="0"/>
-    <w:lsdException w:name="Medium List 1" w:semiHidden="0" w:uiPriority="65" w:unhideWhenUsed="0"/>
-    <w:lsdException w:name="Medium List 2" w:semiHidden="0" w:uiPriority="66" w:unhideWhenUsed="0"/>
-    <w:lsdException w:name="Medium Grid 1" w:semiHidden="0" w:uiPriority="67" w:unhideWhenUsed="0"/>
-    <w:lsdException w:name="Medium Grid 2" w:semiHidden="0" w:uiPriority="68" w:unhideWhenUsed="0"/>
-    <w:lsdException w:name="Medium Grid 3" w:semiHidden="0" w:uiPriority="69" w:unhideWhenUsed="0"/>
-    <w:lsdException w:name="Dark List" w:semiHidden="0" w:uiPriority="70" w:unhideWhenUsed="0"/>
-    <w:lsdException w:name="Colorful Shading" w:semiHidden="0" w:uiPriority="71" w:unhideWhenUsed="0"/>
-    <w:lsdException w:name="Colorful List" w:semiHidden="0" w:uiPriority="72" w:unhideWhenUsed="0"/>
-    <w:lsdException w:name="Colorful Grid" w:semiHidden="0" w:uiPriority="73" w:unhideWhenUsed="0"/>
-    <w:lsdException w:name="Light Shading Accent 1" w:semiHidden="0" w:uiPriority="60" w:unhideWhenUsed="0"/>
-    <w:lsdException w:name="Light List Accent 1" w:semiHidden="0" w:uiPriority="61" w:unhideWhenUsed="0"/>
-    <w:lsdException w:name="Light Grid Accent 1" w:semiHidden="0" w:uiPriority="62" w:unhideWhenUsed="0"/>
-    <w:lsdException w:name="Medium Shading 1 Accent 1" w:semiHidden="0" w:uiPriority="63" w:unhideWhenUsed="0"/>
-    <w:lsdException w:name="Medium Shading 2 Accent 1" w:semiHidden="0" w:uiPriority="64" w:unhideWhenUsed="0"/>
-    <w:lsdException w:name="Medium List 1 Accent 1" w:semiHidden="0" w:uiPriority="65" w:unhideWhenUsed="0"/>
-    <w:lsdException w:name="Revision" w:unhideWhenUsed="0"/>
-    <w:lsdException w:name="List Paragraph" w:semiHidden="0" w:uiPriority="34" w:unhideWhenUsed="0" w:qFormat="1"/>
-    <w:lsdException w:name="Quote" w:semiHidden="0" w:uiPriority="29" w:unhideWhenUsed="0" w:qFormat="1"/>
-    <w:lsdException w:name="Intense Quote" w:semiHidden="0" w:uiPriority="30" w:unhideWhenUsed="0" w:qFormat="1"/>
-    <w:lsdException w:name="Medium List 2 Accent 1" w:semiHidden="0" w:uiPriority="66" w:unhideWhenUsed="0"/>
-    <w:lsdException w:name="Medium Grid 1 Accent 1" w:semiHidden="0" w:uiPriority="67" w:unhideWhenUsed="0"/>
-    <w:lsdException w:name="Medium Grid 2 Accent 1" w:semiHidden="0" w:uiPriority="68" w:unhideWhenUsed="0"/>
-    <w:lsdException w:name="Medium Grid 3 Accent 1" w:semiHidden="0" w:uiPriority="69" w:unhideWhenUsed="0"/>
-    <w:lsdException w:name="Dark List Accent 1" w:semiHidden="0" w:uiPriority="70" w:unhideWhenUsed="0"/>
-    <w:lsdException w:name="Colorful Shading Accent 1" w:semiHidden="0" w:uiPriority="71" w:unhideWhenUsed="0"/>
-    <w:lsdException w:name="Colorful List Accent 1" w:semiHidden="0" w:uiPriority="72" w:unhideWhenUsed="0"/>
-    <w:lsdException w:name="Colorful Grid Accent 1" w:semiHidden="0" w:uiPriority="73" w:unhideWhenUsed="0"/>
-    <w:lsdException w:name="Light Shading Accent 2" w:semiHidden="0" w:uiPriority="60" w:unhideWhenUsed="0"/>
-    <w:lsdException w:name="Light List Accent 2" w:semiHidden="0" w:uiPriority="61" w:unhideWhenUsed="0"/>
-    <w:lsdException w:name="Light Grid Accent 2" w:semiHidden="0" w:uiPriority="62" w:unhideWhenUsed="0"/>
-    <w:lsdException w:name="Medium Shading 1 Accent 2" w:semiHidden="0" w:uiPriority="63" w:unhideWhenUsed="0"/>
-    <w:lsdException w:name="Medium Shading 2 Accent 2" w:semiHidden="0" w:uiPriority="64" w:unhideWhenUsed="0"/>
-    <w:lsdException w:name="Medium List 1 Accent 2" w:semiHidden="0" w:uiPriority="65" w:unhideWhenUsed="0"/>
-    <w:lsdException w:name="Medium List 2 Accent 2" w:semiHidden="0" w:uiPriority="66" w:unhideWhenUsed="0"/>
-    <w:lsdException w:name="Medium Grid 1 Accent 2" w:semiHidden="0" w:uiPriority="67" w:unhideWhenUsed="0"/>
-    <w:lsdException w:name="Medium Grid 2 Accent 2" w:semiHidden="0" w:uiPriority="68" w:unhideWhenUsed="0"/>
-    <w:lsdException w:name="Medium Grid 3 Accent 2" w:semiHidden="0" w:uiPriority="69" w:unhideWhenUsed="0"/>
-    <w:lsdException w:name="Dark List Accent 2" w:semiHidden="0" w:uiPriority="70" w:unhideWhenUsed="0"/>
-    <w:lsdException w:name="Colorful Shading Accent 2" w:semiHidden="0" w:uiPriority="71" w:unhideWhenUsed="0"/>
-    <w:lsdException w:name="Colorful List Accent 2" w:semiHidden="0" w:uiPriority="72" w:unhideWhenUsed="0"/>
-    <w:lsdException w:name="Colorful Grid Accent 2" w:semiHidden="0" w:uiPriority="73" w:unhideWhenUsed="0"/>
-    <w:lsdException w:name="Light Shading Accent 3" w:semiHidden="0" w:uiPriority="60" w:unhideWhenUsed="0"/>
-    <w:lsdException w:name="Light List Accent 3" w:semiHidden="0" w:uiPriority="61" w:unhideWhenUsed="0"/>
-    <w:lsdException w:name="Light Grid Accent 3" w:semiHidden="0" w:uiPriority="62" w:unhideWhenUsed="0"/>
-    <w:lsdException w:name="Medium Shading 1 Accent 3" w:semiHidden="0" w:uiPriority="63" w:unhideWhenUsed="0"/>
-    <w:lsdException w:name="Medium Shading 2 Accent 3" w:semiHidden="0" w:uiPriority="64" w:unhideWhenUsed="0"/>
-    <w:lsdException w:name="Medium List 1 Accent 3" w:semiHidden="0" w:uiPriority="65" w:unhideWhenUsed="0"/>
-    <w:lsdException w:name="Medium List 2 Accent 3" w:semiHidden="0" w:uiPriority="66" w:unhideWhenUsed="0"/>
-    <w:lsdException w:name="Medium Grid 1 Accent 3" w:semiHidden="0" w:uiPriority="67" w:unhideWhenUsed="0"/>
-    <w:lsdException w:name="Medium Grid 2 Accent 3" w:semiHidden="0" w:uiPriority="68" w:unhideWhenUsed="0"/>
-    <w:lsdException w:name="Medium Grid 3 Accent 3" w:semiHidden="0" w:uiPriority="69" w:unhideWhenUsed="0"/>
-    <w:lsdException w:name="Dark List Accent 3" w:semiHidden="0" w:uiPriority="70" w:unhideWhenUsed="0"/>
-    <w:lsdException w:name="Colorful Shading Accent 3" w:semiHidden="0" w:uiPriority="71" w:unhideWhenUsed="0"/>
-    <w:lsdException w:name="Colorful List Accent 3" w:semiHidden="0" w:uiPriority="72" w:unhideWhenUsed="0"/>
-    <w:lsdException w:name="Colorful Grid Accent 3" w:semiHidden="0" w:uiPriority="73" w:unhideWhenUsed="0"/>
-    <w:lsdException w:name="Light Shading Accent 4" w:semiHidden="0" w:uiPriority="60" w:unhideWhenUsed="0"/>
-    <w:lsdException w:name="Light List Accent 4" w:semiHidden="0" w:uiPriority="61" w:unhideWhenUsed="0"/>
-    <w:lsdException w:name="Light Grid Accent 4" w:semiHidden="0" w:uiPriority="62" w:unhideWhenUsed="0"/>
-    <w:lsdException w:name="Medium Shading 1 Accent 4" w:semiHidden="0" w:uiPriority="63" w:unhideWhenUsed="0"/>
-    <w:lsdException w:name="Medium Shading 2 Accent 4" w:semiHidden="0" w:uiPriority="64" w:unhideWhenUsed="0"/>
-    <w:lsdException w:name="Medium List 1 Accent 4" w:semiHidden="0" w:uiPriority="65" w:unhideWhenUsed="0"/>
-    <w:lsdException w:name="Medium List 2 Accent 4" w:semiHidden="0" w:uiPriority="66" w:unhideWhenUsed="0"/>
-    <w:lsdException w:name="Medium Grid 1 Accent 4" w:semiHidden="0" w:uiPriority="67" w:unhideWhenUsed="0"/>
-    <w:lsdException w:name="Medium Grid 2 Accent 4" w:semiHidden="0" w:uiPriority="68" w:unhideWhenUsed="0"/>
-    <w:lsdException w:name="Medium Grid 3 Accent 4" w:semiHidden="0" w:uiPriority="69" w:unhideWhenUsed="0"/>
-    <w:lsdException w:name="Dark List Accent 4" w:semiHidden="0" w:uiPriority="70" w:unhideWhenUsed="0"/>
-    <w:lsdException w:name="Colorful Shading Accent 4" w:semiHidden="0" w:uiPriority="71" w:unhideWhenUsed="0"/>
-    <w:lsdException w:name="Colorful List Accent 4" w:semiHidden="0" w:uiPriority="72" w:unhideWhenUsed="0"/>
-    <w:lsdException w:name="Colorful Grid Accent 4" w:semiHidden="0" w:uiPriority="73" w:unhideWhenUsed="0"/>
-    <w:lsdException w:name="Light Shading Accent 5" w:semiHidden="0" w:uiPriority="60" w:unhideWhenUsed="0"/>
-    <w:lsdException w:name="Light List Accent 5" w:semiHidden="0" w:uiPriority="61" w:unhideWhenUsed="0"/>
-    <w:lsdException w:name="Light Grid Accent 5" w:semiHidden="0" w:uiPriority="62" w:unhideWhenUsed="0"/>
-    <w:lsdException w:name="Medium Shading 1 Accent 5" w:semiHidden="0" w:uiPriority="63" w:unhideWhenUsed="0"/>
-    <w:lsdException w:name="Medium Shading 2 Accent 5" w:semiHidden="0" w:uiPriority="64" w:unhideWhenUsed="0"/>
-    <w:lsdException w:name="Medium List 1 Accent 5" w:semiHidden="0" w:uiPriority="65" w:unhideWhenUsed="0"/>
-    <w:lsdException w:name="Medium List 2 Accent 5" w:semiHidden="0" w:uiPriority="66" w:unhideWhenUsed="0"/>
-    <w:lsdException w:name="Medium Grid 1 Accent 5" w:semiHidden="0" w:uiPriority="67" w:unhideWhenUsed="0"/>
-    <w:lsdException w:name="Medium Grid 2 Accent 5" w:semiHidden="0" w:uiPriority="68" w:unhideWhenUsed="0"/>
-    <w:lsdException w:name="Medium Grid 3 Accent 5" w:semiHidden="0" w:uiPriority="69" w:unhideWhenUsed="0"/>
-    <w:lsdException w:name="Dark List Accent 5" w:semiHidden="0" w:uiPriority="70" w:unhideWhenUsed="0"/>
-    <w:lsdException w:name="Colorful Shading Accent 5" w:semiHidden="0" w:uiPriority="71" w:unhideWhenUsed="0"/>
-    <w:lsdException w:name="Colorful List Accent 5" w:semiHidden="0" w:uiPriority="72" w:unhideWhenUsed="0"/>
-    <w:lsdException w:name="Colorful Grid Accent 5" w:semiHidden="0" w:uiPriority="73" w:unhideWhenUsed="0"/>
-    <w:lsdException w:name="Light Shading Accent 6" w:semiHidden="0" w:uiPriority="60" w:unhideWhenUsed="0"/>
-    <w:lsdException w:name="Light List Accent 6" w:semiHidden="0" w:uiPriority="61" w:unhideWhenUsed="0"/>
-    <w:lsdException w:name="Light Grid Accent 6" w:semiHidden="0" w:uiPriority="62" w:unhideWhenUsed="0"/>
-    <w:lsdException w:name="Medium Shading 1 Accent 6" w:semiHidden="0" w:uiPriority="63" w:unhideWhenUsed="0"/>
-    <w:lsdException w:name="Medium Shading 2 Accent 6" w:semiHidden="0" w:uiPriority="64" w:unhideWhenUsed="0"/>
-    <w:lsdException w:name="Medium List 1 Accent 6" w:semiHidden="0" w:uiPriority="65" w:unhideWhenUsed="0"/>
-    <w:lsdException w:name="Medium List 2 Accent 6" w:semiHidden="0" w:uiPriority="66" w:unhideWhenUsed="0"/>
-    <w:lsdException w:name="Medium Grid 1 Accent 6" w:semiHidden="0" w:uiPriority="67" w:unhideWhenUsed="0"/>
-    <w:lsdException w:name="Medium Grid 2 Accent 6" w:semiHidden="0" w:uiPriority="68" w:unhideWhenUsed="0"/>
-    <w:lsdException w:name="Medium Grid 3 Accent 6" w:semiHidden="0" w:uiPriority="69" w:unhideWhenUsed="0"/>
-    <w:lsdException w:name="Dark List Accent 6" w:semiHidden="0" w:uiPriority="70" w:unhideWhenUsed="0"/>
-    <w:lsdException w:name="Colorful Shading Accent 6" w:semiHidden="0" w:uiPriority="71" w:unhideWhenUsed="0"/>
-    <w:lsdException w:name="Colorful List Accent 6" w:semiHidden="0" w:uiPriority="72" w:unhideWhenUsed="0"/>
-    <w:lsdException w:name="Colorful Grid Accent 6" w:semiHidden="0" w:uiPriority="73" w:unhideWhenUsed="0"/>
-    <w:lsdException w:name="Subtle Emphasis" w:semiHidden="0" w:uiPriority="19" w:unhideWhenUsed="0" w:qFormat="1"/>
-    <w:lsdException w:name="Intense Emphasis" w:semiHidden="0" w:uiPriority="21" w:unhideWhenUsed="0" w:qFormat="1"/>
-    <w:lsdException w:name="Subtle Reference" w:semiHidden="0" w:uiPriority="31" w:unhideWhenUsed="0" w:qFormat="1"/>
-    <w:lsdException w:name="Intense Reference" w:semiHidden="0" w:uiPriority="32" w:unhideWhenUsed="0" w:qFormat="1"/>
-    <w:lsdException w:name="Book Title" w:semiHidden="0" w:uiPriority="33" w:unhideWhenUsed="0" w:qFormat="1"/>
-    <w:lsdException w:name="Bibliography" w:uiPriority="37"/>
-    <w:lsdException w:name="TOC Heading" w:uiPriority="39" w:qFormat="1"/>
+  <w:latentStyles w:defLockedState="0" w:defUIPriority="99" w:defSemiHidden="0" w:defUnhideWhenUsed="0" w:defQFormat="0" w:count="376">
+    <w:lsdException w:name="Normal" w:uiPriority="0" w:qFormat="1"/>
+    <w:lsdException w:name="heading 1" w:uiPriority="0" w:qFormat="1"/>
+    <w:lsdException w:name="heading 2" w:semiHidden="1" w:uiPriority="0" w:unhideWhenUsed="1" w:qFormat="1"/>
+    <w:lsdException w:name="heading 3" w:semiHidden="1" w:uiPriority="0" w:unhideWhenUsed="1" w:qFormat="1"/>
+    <w:lsdException w:name="heading 4" w:semiHidden="1" w:uiPriority="0" w:unhideWhenUsed="1" w:qFormat="1"/>
+    <w:lsdException w:name="heading 5" w:semiHidden="1" w:uiPriority="0" w:unhideWhenUsed="1" w:qFormat="1"/>
+    <w:lsdException w:name="heading 6" w:semiHidden="1" w:uiPriority="0" w:unhideWhenUsed="1" w:qFormat="1"/>
+    <w:lsdException w:name="heading 7" w:semiHidden="1" w:uiPriority="0" w:unhideWhenUsed="1" w:qFormat="1"/>
+    <w:lsdException w:name="heading 8" w:semiHidden="1" w:uiPriority="0" w:unhideWhenUsed="1" w:qFormat="1"/>
+    <w:lsdException w:name="heading 9" w:semiHidden="1" w:uiPriority="0" w:unhideWhenUsed="1" w:qFormat="1"/>
+    <w:lsdException w:name="index 1" w:semiHidden="1" w:unhideWhenUsed="1"/>
+    <w:lsdException w:name="index 2" w:semiHidden="1" w:unhideWhenUsed="1"/>
+    <w:lsdException w:name="index 3" w:semiHidden="1" w:unhideWhenUsed="1"/>
+    <w:lsdException w:name="index 4" w:semiHidden="1" w:unhideWhenUsed="1"/>
+    <w:lsdException w:name="index 5" w:semiHidden="1" w:unhideWhenUsed="1"/>
+    <w:lsdException w:name="index 6" w:semiHidden="1" w:unhideWhenUsed="1"/>
+    <w:lsdException w:name="index 7" w:semiHidden="1" w:unhideWhenUsed="1"/>
+    <w:lsdException w:name="index 8" w:semiHidden="1" w:unhideWhenUsed="1"/>
+    <w:lsdException w:name="index 9" w:semiHidden="1" w:unhideWhenUsed="1"/>
+    <w:lsdException w:name="toc 1" w:semiHidden="1" w:uiPriority="39" w:unhideWhenUsed="1"/>
+    <w:lsdException w:name="toc 2" w:semiHidden="1" w:uiPriority="39" w:unhideWhenUsed="1"/>
+    <w:lsdException w:name="toc 3" w:semiHidden="1" w:uiPriority="39" w:unhideWhenUsed="1"/>
+    <w:lsdException w:name="toc 4" w:semiHidden="1" w:uiPriority="39" w:unhideWhenUsed="1"/>
+    <w:lsdException w:name="toc 5" w:semiHidden="1" w:uiPriority="39" w:unhideWhenUsed="1"/>
+    <w:lsdException w:name="toc 6" w:semiHidden="1" w:uiPriority="39" w:unhideWhenUsed="1"/>
+    <w:lsdException w:name="toc 7" w:semiHidden="1" w:uiPriority="39" w:unhideWhenUsed="1"/>
+    <w:lsdException w:name="toc 8" w:semiHidden="1" w:uiPriority="39" w:unhideWhenUsed="1"/>
+    <w:lsdException w:name="toc 9" w:semiHidden="1" w:uiPriority="39" w:unhideWhenUsed="1"/>
+    <w:lsdException w:name="Normal Indent" w:semiHidden="1" w:unhideWhenUsed="1"/>
+    <w:lsdException w:name="footnote text" w:semiHidden="1" w:unhideWhenUsed="1"/>
+    <w:lsdException w:name="annotation text" w:semiHidden="1" w:unhideWhenUsed="1"/>
+    <w:lsdException w:name="header" w:semiHidden="1" w:unhideWhenUsed="1"/>
+    <w:lsdException w:name="footer" w:semiHidden="1" w:unhideWhenUsed="1"/>
+    <w:lsdException w:name="index heading" w:semiHidden="1" w:unhideWhenUsed="1"/>
+    <w:lsdException w:name="caption" w:semiHidden="1" w:uiPriority="35" w:unhideWhenUsed="1" w:qFormat="1"/>
+    <w:lsdException w:name="table of figures" w:semiHidden="1" w:unhideWhenUsed="1"/>
+    <w:lsdException w:name="envelope address" w:semiHidden="1" w:unhideWhenUsed="1"/>
+    <w:lsdException w:name="envelope return" w:semiHidden="1" w:unhideWhenUsed="1"/>
+    <w:lsdException w:name="footnote reference" w:semiHidden="1" w:unhideWhenUsed="1"/>
+    <w:lsdException w:name="annotation reference" w:semiHidden="1" w:unhideWhenUsed="1"/>
+    <w:lsdException w:name="line number" w:semiHidden="1" w:unhideWhenUsed="1"/>
+    <w:lsdException w:name="page number" w:semiHidden="1" w:unhideWhenUsed="1"/>
+    <w:lsdException w:name="endnote reference" w:semiHidden="1" w:unhideWhenUsed="1"/>
+    <w:lsdException w:name="endnote text" w:semiHidden="1" w:unhideWhenUsed="1"/>
+    <w:lsdException w:name="table of authorities" w:semiHidden="1" w:unhideWhenUsed="1"/>
+    <w:lsdException w:name="macro" w:semiHidden="1" w:unhideWhenUsed="1"/>
+    <w:lsdException w:name="toa heading" w:semiHidden="1" w:unhideWhenUsed="1"/>
+    <w:lsdException w:name="List" w:semiHidden="1" w:unhideWhenUsed="1"/>
+    <w:lsdException w:name="List Bullet" w:semiHidden="1" w:unhideWhenUsed="1"/>
+    <w:lsdException w:name="List Number" w:semiHidden="1" w:unhideWhenUsed="1"/>
+    <w:lsdException w:name="List 2" w:semiHidden="1" w:unhideWhenUsed="1"/>
+    <w:lsdException w:name="List 3" w:semiHidden="1" w:unhideWhenUsed="1"/>
+    <w:lsdException w:name="List 4" w:semiHidden="1" w:unhideWhenUsed="1"/>
+    <w:lsdException w:name="List 5" w:semiHidden="1" w:unhideWhenUsed="1"/>
+    <w:lsdException w:name="List Bullet 2" w:semiHidden="1" w:unhideWhenUsed="1"/>
+    <w:lsdException w:name="List Bullet 3" w:semiHidden="1" w:unhideWhenUsed="1"/>
+    <w:lsdException w:name="List Bullet 4" w:semiHidden="1" w:unhideWhenUsed="1"/>
+    <w:lsdException w:name="List Bullet 5" w:semiHidden="1" w:unhideWhenUsed="1"/>
+    <w:lsdException w:name="List Number 2" w:semiHidden="1" w:unhideWhenUsed="1"/>
+    <w:lsdException w:name="List Number 3" w:semiHidden="1" w:unhideWhenUsed="1"/>
+    <w:lsdException w:name="List Number 4" w:semiHidden="1" w:unhideWhenUsed="1"/>
+    <w:lsdException w:name="List Number 5" w:semiHidden="1" w:unhideWhenUsed="1"/>
+    <w:lsdException w:name="Title" w:uiPriority="10" w:qFormat="1"/>
+    <w:lsdException w:name="Closing" w:semiHidden="1" w:unhideWhenUsed="1"/>
+    <w:lsdException w:name="Signature" w:semiHidden="1" w:unhideWhenUsed="1"/>
+    <w:lsdException w:name="Default Paragraph Font" w:semiHidden="1" w:uiPriority="1" w:unhideWhenUsed="1"/>
+    <w:lsdException w:name="Body Text" w:semiHidden="1" w:uiPriority="0" w:unhideWhenUsed="1"/>
+    <w:lsdException w:name="Body Text Indent" w:semiHidden="1" w:unhideWhenUsed="1"/>
+    <w:lsdException w:name="List Continue" w:semiHidden="1" w:unhideWhenUsed="1"/>
+    <w:lsdException w:name="List Continue 2" w:semiHidden="1" w:unhideWhenUsed="1"/>
+    <w:lsdException w:name="List Continue 3" w:semiHidden="1" w:unhideWhenUsed="1"/>
+    <w:lsdException w:name="List Continue 4" w:semiHidden="1" w:unhideWhenUsed="1"/>
+    <w:lsdException w:name="List Continue 5" w:semiHidden="1" w:unhideWhenUsed="1"/>
+    <w:lsdException w:name="Message Header" w:semiHidden="1" w:unhideWhenUsed="1"/>
+    <w:lsdException w:name="Subtitle" w:uiPriority="11" w:qFormat="1"/>
+    <w:lsdException w:name="Salutation" w:semiHidden="1" w:unhideWhenUsed="1"/>
+    <w:lsdException w:name="Date" w:semiHidden="1" w:unhideWhenUsed="1"/>
+    <w:lsdException w:name="Body Text First Indent" w:semiHidden="1" w:unhideWhenUsed="1"/>
+    <w:lsdException w:name="Body Text First Indent 2" w:semiHidden="1" w:unhideWhenUsed="1"/>
+    <w:lsdException w:name="Note Heading" w:semiHidden="1" w:unhideWhenUsed="1"/>
+    <w:lsdException w:name="Body Text 2" w:semiHidden="1" w:unhideWhenUsed="1"/>
+    <w:lsdException w:name="Body Text 3" w:semiHidden="1" w:unhideWhenUsed="1"/>
+    <w:lsdException w:name="Body Text Indent 2" w:semiHidden="1" w:unhideWhenUsed="1"/>
+    <w:lsdException w:name="Body Text Indent 3" w:semiHidden="1" w:unhideWhenUsed="1"/>
+    <w:lsdException w:name="Block Text" w:semiHidden="1" w:unhideWhenUsed="1"/>
+    <w:lsdException w:name="Hyperlink" w:semiHidden="1" w:unhideWhenUsed="1"/>
+    <w:lsdException w:name="FollowedHyperlink" w:semiHidden="1" w:unhideWhenUsed="1"/>
+    <w:lsdException w:name="Strong" w:uiPriority="22" w:qFormat="1"/>
+    <w:lsdException w:name="Emphasis" w:uiPriority="20" w:qFormat="1"/>
+    <w:lsdException w:name="Document Map" w:semiHidden="1" w:unhideWhenUsed="1"/>
+    <w:lsdException w:name="Plain Text" w:semiHidden="1" w:unhideWhenUsed="1"/>
+    <w:lsdException w:name="E-mail Signature" w:semiHidden="1" w:unhideWhenUsed="1"/>
+    <w:lsdException w:name="HTML Top of Form" w:semiHidden="1" w:unhideWhenUsed="1"/>
+    <w:lsdException w:name="HTML Bottom of Form" w:semiHidden="1" w:unhideWhenUsed="1"/>
+    <w:lsdException w:name="Normal (Web)" w:semiHidden="1" w:unhideWhenUsed="1"/>
+    <w:lsdException w:name="HTML Acronym" w:semiHidden="1" w:unhideWhenUsed="1"/>
+    <w:lsdException w:name="HTML Address" w:semiHidden="1" w:unhideWhenUsed="1"/>
+    <w:lsdException w:name="HTML Cite" w:semiHidden="1" w:unhideWhenUsed="1"/>
+    <w:lsdException w:name="HTML Code" w:semiHidden="1" w:unhideWhenUsed="1"/>
+    <w:lsdException w:name="HTML Definition" w:semiHidden="1" w:unhideWhenUsed="1"/>
+    <w:lsdException w:name="HTML Keyboard" w:semiHidden="1" w:unhideWhenUsed="1"/>
+    <w:lsdException w:name="HTML Preformatted" w:semiHidden="1" w:unhideWhenUsed="1"/>
+    <w:lsdException w:name="HTML Sample" w:semiHidden="1" w:unhideWhenUsed="1"/>
+    <w:lsdException w:name="HTML Typewriter" w:semiHidden="1" w:unhideWhenUsed="1"/>
+    <w:lsdException w:name="HTML Variable" w:semiHidden="1" w:unhideWhenUsed="1"/>
+    <w:lsdException w:name="Normal Table" w:semiHidden="1" w:unhideWhenUsed="1"/>
+    <w:lsdException w:name="annotation subject" w:semiHidden="1" w:unhideWhenUsed="1"/>
+    <w:lsdException w:name="No List" w:semiHidden="1" w:unhideWhenUsed="1"/>
+    <w:lsdException w:name="Outline List 1" w:semiHidden="1" w:unhideWhenUsed="1"/>
+    <w:lsdException w:name="Outline List 2" w:semiHidden="1" w:unhideWhenUsed="1"/>
+    <w:lsdException w:name="Outline List 3" w:semiHidden="1" w:unhideWhenUsed="1"/>
+    <w:lsdException w:name="Table Simple 1" w:semiHidden="1" w:unhideWhenUsed="1"/>
+    <w:lsdException w:name="Table Simple 2" w:semiHidden="1" w:unhideWhenUsed="1"/>
+    <w:lsdException w:name="Table Simple 3" w:semiHidden="1" w:unhideWhenUsed="1"/>
+    <w:lsdException w:name="Table Classic 1" w:semiHidden="1" w:unhideWhenUsed="1"/>
+    <w:lsdException w:name="Table Classic 2" w:semiHidden="1" w:unhideWhenUsed="1"/>
+    <w:lsdException w:name="Table Classic 3" w:semiHidden="1" w:unhideWhenUsed="1"/>
+    <w:lsdException w:name="Table Classic 4" w:semiHidden="1" w:unhideWhenUsed="1"/>
+    <w:lsdException w:name="Table Colorful 1" w:semiHidden="1" w:unhideWhenUsed="1"/>
+    <w:lsdException w:name="Table Colorful 2" w:semiHidden="1" w:unhideWhenUsed="1"/>
+    <w:lsdException w:name="Table Colorful 3" w:semiHidden="1" w:unhideWhenUsed="1"/>
+    <w:lsdException w:name="Table Columns 1" w:semiHidden="1" w:unhideWhenUsed="1"/>
+    <w:lsdException w:name="Table Columns 2" w:semiHidden="1" w:unhideWhenUsed="1"/>
+    <w:lsdException w:name="Table Columns 3" w:semiHidden="1" w:unhideWhenUsed="1"/>
+    <w:lsdException w:name="Table Columns 4" w:semiHidden="1" w:unhideWhenUsed="1"/>
+    <w:lsdException w:name="Table Columns 5" w:semiHidden="1" w:unhideWhenUsed="1"/>
+    <w:lsdException w:name="Table Grid 1" w:semiHidden="1" w:unhideWhenUsed="1"/>
+    <w:lsdException w:name="Table Grid 2" w:semiHidden="1" w:unhideWhenUsed="1"/>
+    <w:lsdException w:name="Table Grid 3" w:semiHidden="1" w:unhideWhenUsed="1"/>
+    <w:lsdException w:name="Table Grid 4" w:semiHidden="1" w:unhideWhenUsed="1"/>
+    <w:lsdException w:name="Table Grid 5" w:semiHidden="1" w:unhideWhenUsed="1"/>
+    <w:lsdException w:name="Table Grid 6" w:semiHidden="1" w:unhideWhenUsed="1"/>
+    <w:lsdException w:name="Table Grid 7" w:semiHidden="1" w:unhideWhenUsed="1"/>
+    <w:lsdException w:name="Table Grid 8" w:semiHidden="1" w:unhideWhenUsed="1"/>
+    <w:lsdException w:name="Table List 1" w:semiHidden="1" w:unhideWhenUsed="1"/>
+    <w:lsdException w:name="Table List 2" w:semiHidden="1" w:unhideWhenUsed="1"/>
+    <w:lsdException w:name="Table List 3" w:semiHidden="1" w:unhideWhenUsed="1"/>
+    <w:lsdException w:name="Table List 4" w:semiHidden="1" w:unhideWhenUsed="1"/>
+    <w:lsdException w:name="Table List 5" w:semiHidden="1" w:unhideWhenUsed="1"/>
+    <w:lsdException w:name="Table List 6" w:semiHidden="1" w:unhideWhenUsed="1"/>
+    <w:lsdException w:name="Table List 7" w:semiHidden="1" w:unhideWhenUsed="1"/>
+    <w:lsdException w:name="Table List 8" w:semiHidden="1" w:unhideWhenUsed="1"/>
+    <w:lsdException w:name="Table 3D effects 1" w:semiHidden="1" w:unhideWhenUsed="1"/>
+    <w:lsdException w:name="Table 3D effects 2" w:semiHidden="1" w:unhideWhenUsed="1"/>
+    <w:lsdException w:name="Table 3D effects 3" w:semiHidden="1" w:unhideWhenUsed="1"/>
+    <w:lsdException w:name="Table Contemporary" w:semiHidden="1" w:unhideWhenUsed="1"/>
+    <w:lsdException w:name="Table Elegant" w:semiHidden="1" w:unhideWhenUsed="1"/>
+    <w:lsdException w:name="Table Professional" w:semiHidden="1" w:unhideWhenUsed="1"/>
+    <w:lsdException w:name="Table Subtle 1" w:semiHidden="1" w:unhideWhenUsed="1"/>
+    <w:lsdException w:name="Table Subtle 2" w:semiHidden="1" w:unhideWhenUsed="1"/>
+    <w:lsdException w:name="Table Web 1" w:semiHidden="1" w:unhideWhenUsed="1"/>
+    <w:lsdException w:name="Table Web 2" w:semiHidden="1" w:unhideWhenUsed="1"/>
+    <w:lsdException w:name="Table Web 3" w:semiHidden="1" w:unhideWhenUsed="1"/>
+    <w:lsdException w:name="Balloon Text" w:semiHidden="1" w:unhideWhenUsed="1"/>
+    <w:lsdException w:name="Table Grid" w:uiPriority="59"/>
+    <w:lsdException w:name="Table Theme" w:semiHidden="1" w:unhideWhenUsed="1"/>
+    <w:lsdException w:name="Placeholder Text" w:semiHidden="1"/>
+    <w:lsdException w:name="No Spacing" w:uiPriority="1" w:qFormat="1"/>
+    <w:lsdException w:name="Light Shading" w:uiPriority="60"/>
+    <w:lsdException w:name="Light List" w:uiPriority="61"/>
+    <w:lsdException w:name="Light Grid" w:uiPriority="62"/>
+    <w:lsdException w:name="Medium Shading 1" w:uiPriority="63"/>
+    <w:lsdException w:name="Medium Shading 2" w:uiPriority="64"/>
+    <w:lsdException w:name="Medium List 1" w:uiPriority="65"/>
+    <w:lsdException w:name="Medium List 2" w:uiPriority="66"/>
+    <w:lsdException w:name="Medium Grid 1" w:uiPriority="67"/>
+    <w:lsdException w:name="Medium Grid 2" w:uiPriority="68"/>
+    <w:lsdException w:name="Medium Grid 3" w:uiPriority="69"/>
+    <w:lsdException w:name="Dark List" w:uiPriority="70"/>
+    <w:lsdException w:name="Colorful Shading" w:uiPriority="71"/>
+    <w:lsdException w:name="Colorful List" w:uiPriority="72"/>
+    <w:lsdException w:name="Colorful Grid" w:uiPriority="73"/>
+    <w:lsdException w:name="Light Shading Accent 1" w:uiPriority="60"/>
+    <w:lsdException w:name="Light List Accent 1" w:uiPriority="61"/>
+    <w:lsdException w:name="Light Grid Accent 1" w:uiPriority="62"/>
+    <w:lsdException w:name="Medium Shading 1 Accent 1" w:uiPriority="63"/>
+    <w:lsdException w:name="Medium Shading 2 Accent 1" w:uiPriority="64"/>
+    <w:lsdException w:name="Medium List 1 Accent 1" w:uiPriority="65"/>
+    <w:lsdException w:name="Revision" w:semiHidden="1"/>
+    <w:lsdException w:name="List Paragraph" w:uiPriority="34" w:qFormat="1"/>
+    <w:lsdException w:name="Quote" w:uiPriority="29" w:qFormat="1"/>
+    <w:lsdException w:name="Intense Quote" w:uiPriority="30" w:qFormat="1"/>
+    <w:lsdException w:name="Medium List 2 Accent 1" w:uiPriority="66"/>
+    <w:lsdException w:name="Medium Grid 1 Accent 1" w:uiPriority="67"/>
+    <w:lsdException w:name="Medium Grid 2 Accent 1" w:uiPriority="68"/>
+    <w:lsdException w:name="Medium Grid 3 Accent 1" w:uiPriority="69"/>
+    <w:lsdException w:name="Dark List Accent 1" w:uiPriority="70"/>
+    <w:lsdException w:name="Colorful Shading Accent 1" w:uiPriority="71"/>
+    <w:lsdException w:name="Colorful List Accent 1" w:uiPriority="72"/>
+    <w:lsdException w:name="Colorful Grid Accent 1" w:uiPriority="73"/>
+    <w:lsdException w:name="Light Shading Accent 2" w:uiPriority="60"/>
+    <w:lsdException w:name="Light List Accent 2" w:uiPriority="61"/>
+    <w:lsdException w:name="Light Grid Accent 2" w:uiPriority="62"/>
+    <w:lsdException w:name="Medium Shading 1 Accent 2" w:uiPriority="63"/>
+    <w:lsdException w:name="Medium Shading 2 Accent 2" w:uiPriority="64"/>
+    <w:lsdException w:name="Medium List 1 Accent 2" w:uiPriority="65"/>
+    <w:lsdException w:name="Medium List 2 Accent 2" w:uiPriority="66"/>
+    <w:lsdException w:name="Medium Grid 1 Accent 2" w:uiPriority="67"/>
+    <w:lsdException w:name="Medium Grid 2 Accent 2" w:uiPriority="68"/>
+    <w:lsdException w:name="Medium Grid 3 Accent 2" w:uiPriority="69"/>
+    <w:lsdException w:name="Dark List Accent 2" w:uiPriority="70"/>
+    <w:lsdException w:name="Colorful Shading Accent 2" w:uiPriority="71"/>
+    <w:lsdException w:name="Colorful List Accent 2" w:uiPriority="72"/>
+    <w:lsdException w:name="Colorful Grid Accent 2" w:uiPriority="73"/>
+    <w:lsdException w:name="Light Shading Accent 3" w:uiPriority="60"/>
+    <w:lsdException w:name="Light List Accent 3" w:uiPriority="61"/>
+    <w:lsdException w:name="Light Grid Accent 3" w:uiPriority="62"/>
+    <w:lsdException w:name="Medium Shading 1 Accent 3" w:uiPriority="63"/>
+    <w:lsdException w:name="Medium Shading 2 Accent 3" w:uiPriority="64"/>
+    <w:lsdException w:name="Medium List 1 Accent 3" w:uiPriority="65"/>
+    <w:lsdException w:name="Medium List 2 Accent 3" w:uiPriority="66"/>
+    <w:lsdException w:name="Medium Grid 1 Accent 3" w:uiPriority="67"/>
+    <w:lsdException w:name="Medium Grid 2 Accent 3" w:uiPriority="68"/>
+    <w:lsdException w:name="Medium Grid 3 Accent 3" w:uiPriority="69"/>
+    <w:lsdException w:name="Dark List Accent 3" w:uiPriority="70"/>
+    <w:lsdException w:name="Colorful Shading Accent 3" w:uiPriority="71"/>
+    <w:lsdException w:name="Colorful List Accent 3" w:uiPriority="72"/>
+    <w:lsdException w:name="Colorful Grid Accent 3" w:uiPriority="73"/>
+    <w:lsdException w:name="Light Shading Accent 4" w:uiPriority="60"/>
+    <w:lsdException w:name="Light List Accent 4" w:uiPriority="61"/>
+    <w:lsdException w:name="Light Grid Accent 4" w:uiPriority="62"/>
+    <w:lsdException w:name="Medium Shading 1 Accent 4" w:uiPriority="63"/>
+    <w:lsdException w:name="Medium Shading 2 Accent 4" w:uiPriority="64"/>
+    <w:lsdException w:name="Medium List 1 Accent 4" w:uiPriority="65"/>
+    <w:lsdException w:name="Medium List 2 Accent 4" w:uiPriority="66"/>
+    <w:lsdException w:name="Medium Grid 1 Accent 4" w:uiPriority="67"/>
+    <w:lsdException w:name="Medium Grid 2 Accent 4" w:uiPriority="68"/>
+    <w:lsdException w:name="Medium Grid 3 Accent 4" w:uiPriority="69"/>
+    <w:lsdException w:name="Dark List Accent 4" w:uiPriority="70"/>
+    <w:lsdException w:name="Colorful Shading Accent 4" w:uiPriority="71"/>
+    <w:lsdException w:name="Colorful List Accent 4" w:uiPriority="72"/>
+    <w:lsdException w:name="Colorful Grid Accent 4" w:uiPriority="73"/>
+    <w:lsdException w:name="Light Shading Accent 5" w:uiPriority="60"/>
+    <w:lsdException w:name="Light List Accent 5" w:uiPriority="61"/>
+    <w:lsdException w:name="Light Grid Accent 5" w:uiPriority="62"/>
+    <w:lsdException w:name="Medium Shading 1 Accent 5" w:uiPriority="63"/>
+    <w:lsdException w:name="Medium Shading 2 Accent 5" w:uiPriority="64"/>
+    <w:lsdException w:name="Medium List 1 Accent 5" w:uiPriority="65"/>
+    <w:lsdException w:name="Medium List 2 Accent 5" w:uiPriority="66"/>
+    <w:lsdException w:name="Medium Grid 1 Accent 5" w:uiPriority="67"/>
+    <w:lsdException w:name="Medium Grid 2 Accent 5" w:uiPriority="68"/>
+    <w:lsdException w:name="Medium Grid 3 Accent 5" w:uiPriority="69"/>
+    <w:lsdException w:name="Dark List Accent 5" w:uiPriority="70"/>
+    <w:lsdException w:name="Colorful Shading Accent 5" w:uiPriority="71"/>
+    <w:lsdException w:name="Colorful List Accent 5" w:uiPriority="72"/>
+    <w:lsdException w:name="Colorful Grid Accent 5" w:uiPriority="73"/>
+    <w:lsdException w:name="Light Shading Accent 6" w:uiPriority="60"/>
+    <w:lsdException w:name="Light List Accent 6" w:uiPriority="61"/>
+    <w:lsdException w:name="Light Grid Accent 6" w:uiPriority="62"/>
+    <w:lsdException w:name="Medium Shading 1 Accent 6" w:uiPriority="63"/>
+    <w:lsdException w:name="Medium Shading 2 Accent 6" w:uiPriority="64"/>
+    <w:lsdException w:name="Medium List 1 Accent 6" w:uiPriority="65"/>
+    <w:lsdException w:name="Medium List 2 Accent 6" w:uiPriority="66"/>
+    <w:lsdException w:name="Medium Grid 1 Accent 6" w:uiPriority="67"/>
+    <w:lsdException w:name="Medium Grid 2 Accent 6" w:uiPriority="68"/>
+    <w:lsdException w:name="Medium Grid 3 Accent 6" w:uiPriority="69"/>
+    <w:lsdException w:name="Dark List Accent 6" w:uiPriority="70"/>
+    <w:lsdException w:name="Colorful Shading Accent 6" w:uiPriority="71"/>
+    <w:lsdException w:name="Colorful List Accent 6" w:uiPriority="72"/>
+    <w:lsdException w:name="Colorful Grid Accent 6" w:uiPriority="73"/>
+    <w:lsdException w:name="Subtle Emphasis" w:uiPriority="19" w:qFormat="1"/>
+    <w:lsdException w:name="Intense Emphasis" w:uiPriority="21" w:qFormat="1"/>
+    <w:lsdException w:name="Subtle Reference" w:uiPriority="31" w:qFormat="1"/>
+    <w:lsdException w:name="Intense Reference" w:uiPriority="32" w:qFormat="1"/>
+    <w:lsdException w:name="Book Title" w:uiPriority="33" w:qFormat="1"/>
+    <w:lsdException w:name="Bibliography" w:semiHidden="1" w:uiPriority="37" w:unhideWhenUsed="1"/>
+    <w:lsdException w:name="TOC Heading" w:semiHidden="1" w:uiPriority="39" w:unhideWhenUsed="1" w:qFormat="1"/>
+    <w:lsdException w:name="Plain Table 1" w:uiPriority="41"/>
+    <w:lsdException w:name="Plain Table 2" w:uiPriority="42"/>
+    <w:lsdException w:name="Plain Table 3" w:uiPriority="43"/>
+    <w:lsdException w:name="Plain Table 4" w:uiPriority="44"/>
+    <w:lsdException w:name="Plain Table 5" w:uiPriority="45"/>
+    <w:lsdException w:name="Grid Table Light" w:uiPriority="40"/>
+    <w:lsdException w:name="Grid Table 1 Light" w:uiPriority="46"/>
+    <w:lsdException w:name="Grid Table 2" w:uiPriority="47"/>
+    <w:lsdException w:name="Grid Table 3" w:uiPriority="48"/>
+    <w:lsdException w:name="Grid Table 4" w:uiPriority="49"/>
+    <w:lsdException w:name="Grid Table 5 Dark" w:uiPriority="50"/>
+    <w:lsdException w:name="Grid Table 6 Colorful" w:uiPriority="51"/>
+    <w:lsdException w:name="Grid Table 7 Colorful" w:uiPriority="52"/>
+    <w:lsdException w:name="Grid Table 1 Light Accent 1" w:uiPriority="46"/>
+    <w:lsdException w:name="Grid Table 2 Accent 1" w:uiPriority="47"/>
+    <w:lsdException w:name="Grid Table 3 Accent 1" w:uiPriority="48"/>
+    <w:lsdException w:name="Grid Table 4 Accent 1" w:uiPriority="49"/>
+    <w:lsdException w:name="Grid Table 5 Dark Accent 1" w:uiPriority="50"/>
+    <w:lsdException w:name="Grid Table 6 Colorful Accent 1" w:uiPriority="51"/>
+    <w:lsdException w:name="Grid Table 7 Colorful Accent 1" w:uiPriority="52"/>
+    <w:lsdException w:name="Grid Table 1 Light Accent 2" w:uiPriority="46"/>
+    <w:lsdException w:name="Grid Table 2 Accent 2" w:uiPriority="47"/>
+    <w:lsdException w:name="Grid Table 3 Accent 2" w:uiPriority="48"/>
+    <w:lsdException w:name="Grid Table 4 Accent 2" w:uiPriority="49"/>
+    <w:lsdException w:name="Grid Table 5 Dark Accent 2" w:uiPriority="50"/>
+    <w:lsdException w:name="Grid Table 6 Colorful Accent 2" w:uiPriority="51"/>
+    <w:lsdException w:name="Grid Table 7 Colorful Accent 2" w:uiPriority="52"/>
+    <w:lsdException w:name="Grid Table 1 Light Accent 3" w:uiPriority="46"/>
+    <w:lsdException w:name="Grid Table 2 Accent 3" w:uiPriority="47"/>
+    <w:lsdException w:name="Grid Table 3 Accent 3" w:uiPriority="48"/>
+    <w:lsdException w:name="Grid Table 4 Accent 3" w:uiPriority="49"/>
+    <w:lsdException w:name="Grid Table 5 Dark Accent 3" w:uiPriority="50"/>
+    <w:lsdException w:name="Grid Table 6 Colorful Accent 3" w:uiPriority="51"/>
+    <w:lsdException w:name="Grid Table 7 Colorful Accent 3" w:uiPriority="52"/>
+    <w:lsdException w:name="Grid Table 1 Light Accent 4" w:uiPriority="46"/>
+    <w:lsdException w:name="Grid Table 2 Accent 4" w:uiPriority="47"/>
+    <w:lsdException w:name="Grid Table 3 Accent 4" w:uiPriority="48"/>
+    <w:lsdException w:name="Grid Table 4 Accent 4" w:uiPriority="49"/>
+    <w:lsdException w:name="Grid Table 5 Dark Accent 4" w:uiPriority="50"/>
+    <w:lsdException w:name="Grid Table 6 Colorful Accent 4" w:uiPriority="51"/>
+    <w:lsdException w:name="Grid Table 7 Colorful Accent 4" w:uiPriority="52"/>
+    <w:lsdException w:name="Grid Table 1 Light Accent 5" w:uiPriority="46"/>
+    <w:lsdException w:name="Grid Table 2 Accent 5" w:uiPriority="47"/>
+    <w:lsdException w:name="Grid Table 3 Accent 5" w:uiPriority="48"/>
+    <w:lsdException w:name="Grid Table 4 Accent 5" w:uiPriority="49"/>
+    <w:lsdException w:name="Grid Table 5 Dark Accent 5" w:uiPriority="50"/>
+    <w:lsdException w:name="Grid Table 6 Colorful Accent 5" w:uiPriority="51"/>
+    <w:lsdException w:name="Grid Table 7 Colorful Accent 5" w:uiPriority="52"/>
+    <w:lsdException w:name="Grid Table 1 Light Accent 6" w:uiPriority="46"/>
+    <w:lsdException w:name="Grid Table 2 Accent 6" w:uiPriority="47"/>
+    <w:lsdException w:name="Grid Table 3 Accent 6" w:uiPriority="48"/>
+    <w:lsdException w:name="Grid Table 4 Accent 6" w:uiPriority="49"/>
+    <w:lsdException w:name="Grid Table 5 Dark Accent 6" w:uiPriority="50"/>
+    <w:lsdException w:name="Grid Table 6 Colorful Accent 6" w:uiPriority="51"/>
+    <w:lsdException w:name="Grid Table 7 Colorful Accent 6" w:uiPriority="52"/>
+    <w:lsdException w:name="List Table 1 Light" w:uiPriority="46"/>
+    <w:lsdException w:name="List Table 2" w:uiPriority="47"/>
+    <w:lsdException w:name="List Table 3" w:uiPriority="48"/>
+    <w:lsdException w:name="List Table 4" w:uiPriority="49"/>
+    <w:lsdException w:name="List Table 5 Dark" w:uiPriority="50"/>
+    <w:lsdException w:name="List Table 6 Colorful" w:uiPriority="51"/>
+    <w:lsdException w:name="List Table 7 Colorful" w:uiPriority="52"/>
+    <w:lsdException w:name="List Table 1 Light Accent 1" w:uiPriority="46"/>
+    <w:lsdException w:name="List Table 2 Accent 1" w:uiPriority="47"/>
+    <w:lsdException w:name="List Table 3 Accent 1" w:uiPriority="48"/>
+    <w:lsdException w:name="List Table 4 Accent 1" w:uiPriority="49"/>
+    <w:lsdException w:name="List Table 5 Dark Accent 1" w:uiPriority="50"/>
+    <w:lsdException w:name="List Table 6 Colorful Accent 1" w:uiPriority="51"/>
+    <w:lsdException w:name="List Table 7 Colorful Accent 1" w:uiPriority="52"/>
+    <w:lsdException w:name="List Table 1 Light Accent 2" w:uiPriority="46"/>
+    <w:lsdException w:name="List Table 2 Accent 2" w:uiPriority="47"/>
+    <w:lsdException w:name="List Table 3 Accent 2" w:uiPriority="48"/>
+    <w:lsdException w:name="List Table 4 Accent 2" w:uiPriority="49"/>
+    <w:lsdException w:name="List Table 5 Dark Accent 2" w:uiPriority="50"/>
+    <w:lsdException w:name="List Table 6 Colorful Accent 2" w:uiPriority="51"/>
+    <w:lsdException w:name="List Table 7 Colorful Accent 2" w:uiPriority="52"/>
+    <w:lsdException w:name="List Table 1 Light Accent 3" w:uiPriority="46"/>
+    <w:lsdException w:name="List Table 2 Accent 3" w:uiPriority="47"/>
+    <w:lsdException w:name="List Table 3 Accent 3" w:uiPriority="48"/>
+    <w:lsdException w:name="List Table 4 Accent 3" w:uiPriority="49"/>
+    <w:lsdException w:name="List Table 5 Dark Accent 3" w:uiPriority="50"/>
+    <w:lsdException w:name="List Table 6 Colorful Accent 3" w:uiPriority="51"/>
+    <w:lsdException w:name="List Table 7 Colorful Accent 3" w:uiPriority="52"/>
+    <w:lsdException w:name="List Table 1 Light Accent 4" w:uiPriority="46"/>
+    <w:lsdException w:name="List Table 2 Accent 4" w:uiPriority="47"/>
+    <w:lsdException w:name="List Table 3 Accent 4" w:uiPriority="48"/>
+    <w:lsdException w:name="List Table 4 Accent 4" w:uiPriority="49"/>
+    <w:lsdException w:name="List Table 5 Dark Accent 4" w:uiPriority="50"/>
+    <w:lsdException w:name="List Table 6 Colorful Accent 4" w:uiPriority="51"/>
+    <w:lsdException w:name="List Table 7 Colorful Accent 4" w:uiPriority="52"/>
+    <w:lsdException w:name="List Table 1 Light Accent 5" w:uiPriority="46"/>
+    <w:lsdException w:name="List Table 2 Accent 5" w:uiPriority="47"/>
+    <w:lsdException w:name="List Table 3 Accent 5" w:uiPriority="48"/>
+    <w:lsdException w:name="List Table 4 Accent 5" w:uiPriority="49"/>
+    <w:lsdException w:name="List Table 5 Dark Accent 5" w:uiPriority="50"/>
+    <w:lsdException w:name="List Table 6 Colorful Accent 5" w:uiPriority="51"/>
+    <w:lsdException w:name="List Table 7 Colorful Accent 5" w:uiPriority="52"/>
+    <w:lsdException w:name="List Table 1 Light Accent 6" w:uiPriority="46"/>
+    <w:lsdException w:name="List Table 2 Accent 6" w:uiPriority="47"/>
+    <w:lsdException w:name="List Table 3 Accent 6" w:uiPriority="48"/>
+    <w:lsdException w:name="List Table 4 Accent 6" w:uiPriority="49"/>
+    <w:lsdException w:name="List Table 5 Dark Accent 6" w:uiPriority="50"/>
+    <w:lsdException w:name="List Table 6 Colorful Accent 6" w:uiPriority="51"/>
+    <w:lsdException w:name="List Table 7 Colorful Accent 6" w:uiPriority="52"/>
+    <w:lsdException w:name="Mention" w:semiHidden="1" w:unhideWhenUsed="1"/>
+    <w:lsdException w:name="Smart Hyperlink" w:semiHidden="1" w:unhideWhenUsed="1"/>
+    <w:lsdException w:name="Hashtag" w:semiHidden="1" w:unhideWhenUsed="1"/>
+    <w:lsdException w:name="Unresolved Mention" w:semiHidden="1" w:unhideWhenUsed="1"/>
+    <w:lsdException w:name="Smart Link" w:semiHidden="1" w:unhideWhenUsed="1"/>
   </w:latentStyles>
   <w:style w:type="paragraph" w:default="1" w:styleId="Normal">
     <w:name w:val="Normal"/>
     <w:qFormat/>
-    <w:rsid w:val="00C20FD8"/>
+    <w:rsid w:val="00642E68"/>
+    <w:pPr>
+      <w:spacing w:after="240" w:line="276" w:lineRule="auto"/>
+    </w:pPr>
+    <w:rPr>
+      <w:rFonts w:cstheme="minorHAnsi"/>
+      <w:sz w:val="28"/>
+      <w:szCs w:val="28"/>
+    </w:rPr>
+  </w:style>
+  <w:style w:type="paragraph" w:styleId="Heading1">
+    <w:name w:val="heading 1"/>
+    <w:basedOn w:val="NoSpacing"/>
+    <w:next w:val="Normal"/>
+    <w:link w:val="Heading1Char"/>
+    <w:qFormat/>
+    <w:rsid w:val="00642E68"/>
+    <w:pPr>
+      <w:keepNext/>
+      <w:spacing w:before="240" w:after="60"/>
+      <w:outlineLvl w:val="0"/>
+    </w:pPr>
+    <w:rPr>
+      <w:rFonts w:eastAsiaTheme="majorEastAsia"/>
+      <w:b/>
+      <w:kern w:val="28"/>
+      <w:sz w:val="56"/>
+    </w:rPr>
+  </w:style>
+  <w:style w:type="paragraph" w:styleId="Heading2">
+    <w:name w:val="heading 2"/>
+    <w:basedOn w:val="Heading1"/>
+    <w:next w:val="Normal"/>
+    <w:link w:val="Heading2Char"/>
+    <w:qFormat/>
+    <w:rsid w:val="00642E68"/>
+    <w:pPr>
+      <w:numPr>
+        <w:ilvl w:val="1"/>
+        <w:numId w:val="7"/>
+      </w:numPr>
+      <w:outlineLvl w:val="1"/>
+    </w:pPr>
+    <w:rPr>
+      <w:rFonts w:asciiTheme="majorHAnsi" w:hAnsiTheme="majorHAnsi"/>
+      <w:sz w:val="48"/>
+      <w:szCs w:val="48"/>
+    </w:rPr>
+  </w:style>
+  <w:style w:type="paragraph" w:styleId="Heading3">
+    <w:name w:val="heading 3"/>
+    <w:basedOn w:val="Heading2"/>
+    <w:next w:val="Normal"/>
+    <w:link w:val="Heading3Char"/>
+    <w:qFormat/>
+    <w:rsid w:val="00642E68"/>
+    <w:pPr>
+      <w:outlineLvl w:val="2"/>
+    </w:pPr>
+    <w:rPr>
+      <w:sz w:val="40"/>
+    </w:rPr>
+  </w:style>
+  <w:style w:type="paragraph" w:styleId="Heading4">
+    <w:name w:val="heading 4"/>
+    <w:basedOn w:val="Heading3"/>
+    <w:next w:val="Normal"/>
+    <w:link w:val="Heading4Char"/>
+    <w:qFormat/>
+    <w:rsid w:val="00642E68"/>
+    <w:pPr>
+      <w:numPr>
+        <w:ilvl w:val="3"/>
+      </w:numPr>
+      <w:outlineLvl w:val="3"/>
+    </w:pPr>
+    <w:rPr>
+      <w:sz w:val="32"/>
+    </w:rPr>
+  </w:style>
+  <w:style w:type="paragraph" w:styleId="Heading5">
+    <w:name w:val="heading 5"/>
+    <w:basedOn w:val="Heading4"/>
+    <w:next w:val="Normal"/>
+    <w:link w:val="Heading5Char"/>
+    <w:qFormat/>
+    <w:rsid w:val="00642E68"/>
+    <w:pPr>
+      <w:numPr>
+        <w:ilvl w:val="4"/>
+      </w:numPr>
+      <w:outlineLvl w:val="4"/>
+    </w:pPr>
+    <w:rPr>
+      <w:sz w:val="28"/>
+    </w:rPr>
+  </w:style>
+  <w:style w:type="paragraph" w:styleId="Heading6">
+    <w:name w:val="heading 6"/>
+    <w:basedOn w:val="Heading5"/>
+    <w:next w:val="Normal"/>
+    <w:link w:val="Heading6Char"/>
+    <w:qFormat/>
+    <w:rsid w:val="00642E68"/>
+    <w:pPr>
+      <w:numPr>
+        <w:ilvl w:val="5"/>
+      </w:numPr>
+      <w:outlineLvl w:val="5"/>
+    </w:pPr>
+    <w:rPr>
+      <w:bCs/>
+      <w:sz w:val="24"/>
+      <w:szCs w:val="24"/>
+      <w:u w:val="single"/>
+    </w:rPr>
+  </w:style>
+  <w:style w:type="paragraph" w:styleId="Heading7">
+    <w:name w:val="heading 7"/>
+    <w:basedOn w:val="Heading6"/>
+    <w:next w:val="Normal"/>
+    <w:link w:val="Heading7Char"/>
+    <w:qFormat/>
+    <w:rsid w:val="00642E68"/>
+    <w:pPr>
+      <w:keepNext w:val="0"/>
+      <w:numPr>
+        <w:ilvl w:val="0"/>
+        <w:numId w:val="0"/>
+      </w:numPr>
+      <w:outlineLvl w:val="6"/>
+    </w:pPr>
+    <w:rPr>
+      <w:b w:val="0"/>
+      <w:kern w:val="0"/>
+    </w:rPr>
+  </w:style>
+  <w:style w:type="paragraph" w:styleId="Heading8">
+    <w:name w:val="heading 8"/>
+    <w:basedOn w:val="Heading6"/>
+    <w:next w:val="Normal"/>
+    <w:link w:val="Heading8Char"/>
+    <w:qFormat/>
+    <w:rsid w:val="00642E68"/>
+    <w:pPr>
+      <w:outlineLvl w:val="7"/>
+    </w:pPr>
+    <w:rPr>
+      <w:i/>
+      <w:iCs/>
+      <w:u w:val="none"/>
+    </w:rPr>
+  </w:style>
+  <w:style w:type="paragraph" w:styleId="Heading9">
+    <w:name w:val="heading 9"/>
+    <w:basedOn w:val="Heading8"/>
+    <w:next w:val="Normal"/>
+    <w:link w:val="Heading9Char"/>
+    <w:qFormat/>
+    <w:rsid w:val="00642E68"/>
+    <w:pPr>
+      <w:outlineLvl w:val="8"/>
+    </w:pPr>
+    <w:rPr>
+      <w:b w:val="0"/>
+      <w:bCs w:val="0"/>
+    </w:rPr>
   </w:style>
   <w:style w:type="character" w:default="1" w:styleId="DefaultParagraphFont">
     <w:name w:val="Default Paragraph Font"/>
     <w:uiPriority w:val="1"/>
+    <w:semiHidden/>
     <w:unhideWhenUsed/>
   </w:style>
   <w:style w:type="table" w:default="1" w:styleId="TableNormal">
@@ -521,7 +1013,6 @@
     <w:uiPriority w:val="99"/>
     <w:semiHidden/>
     <w:unhideWhenUsed/>
-    <w:qFormat/>
     <w:tblPr>
       <w:tblInd w:w="0" w:type="dxa"/>
       <w:tblCellMar>
@@ -567,6 +1058,505 @@
       <w:sz w:val="20"/>
       <w:szCs w:val="20"/>
       <w:lang w:eastAsia="ar-SA"/>
+    </w:rPr>
+  </w:style>
+  <w:style w:type="paragraph" w:customStyle="1" w:styleId="Subheading1">
+    <w:name w:val="Subheading 1"/>
+    <w:basedOn w:val="Heading1"/>
+    <w:next w:val="Normal"/>
+    <w:link w:val="Subheading1Char"/>
+    <w:qFormat/>
+    <w:rsid w:val="00642E68"/>
+    <w:pPr>
+      <w:spacing w:before="0" w:after="0" w:line="240" w:lineRule="auto"/>
+      <w:contextualSpacing/>
+    </w:pPr>
+    <w:rPr>
+      <w:rFonts w:asciiTheme="majorHAnsi" w:eastAsiaTheme="minorHAnsi" w:hAnsiTheme="majorHAnsi"/>
+      <w:sz w:val="48"/>
+      <w:szCs w:val="48"/>
+      <w:vertAlign w:val="superscript"/>
+    </w:rPr>
+  </w:style>
+  <w:style w:type="character" w:customStyle="1" w:styleId="Subheading1Char">
+    <w:name w:val="Subheading 1 Char"/>
+    <w:basedOn w:val="DefaultParagraphFont"/>
+    <w:link w:val="Subheading1"/>
+    <w:rsid w:val="00642E68"/>
+    <w:rPr>
+      <w:rFonts w:asciiTheme="majorHAnsi" w:hAnsiTheme="majorHAnsi" w:cstheme="minorHAnsi"/>
+      <w:b/>
+      <w:kern w:val="28"/>
+      <w:sz w:val="48"/>
+      <w:szCs w:val="48"/>
+      <w:vertAlign w:val="superscript"/>
+    </w:rPr>
+  </w:style>
+  <w:style w:type="character" w:customStyle="1" w:styleId="Heading1Char">
+    <w:name w:val="Heading 1 Char"/>
+    <w:basedOn w:val="DefaultParagraphFont"/>
+    <w:link w:val="Heading1"/>
+    <w:rsid w:val="00642E68"/>
+    <w:rPr>
+      <w:rFonts w:eastAsiaTheme="majorEastAsia" w:cstheme="minorHAnsi"/>
+      <w:b/>
+      <w:kern w:val="28"/>
+      <w:sz w:val="56"/>
+      <w:szCs w:val="28"/>
+    </w:rPr>
+  </w:style>
+  <w:style w:type="paragraph" w:customStyle="1" w:styleId="Subheading2">
+    <w:name w:val="Subheading 2"/>
+    <w:basedOn w:val="Subheading1"/>
+    <w:next w:val="Normal"/>
+    <w:link w:val="Subheading2Char"/>
+    <w:qFormat/>
+    <w:rsid w:val="00642E68"/>
+  </w:style>
+  <w:style w:type="character" w:customStyle="1" w:styleId="Subheading2Char">
+    <w:name w:val="Subheading 2 Char"/>
+    <w:basedOn w:val="Subheading1Char"/>
+    <w:link w:val="Subheading2"/>
+    <w:rsid w:val="00642E68"/>
+    <w:rPr>
+      <w:rFonts w:asciiTheme="majorHAnsi" w:hAnsiTheme="majorHAnsi" w:cstheme="minorHAnsi"/>
+      <w:b/>
+      <w:kern w:val="28"/>
+      <w:sz w:val="48"/>
+      <w:szCs w:val="48"/>
+      <w:vertAlign w:val="superscript"/>
+    </w:rPr>
+  </w:style>
+  <w:style w:type="paragraph" w:customStyle="1" w:styleId="Subheading3">
+    <w:name w:val="Subheading 3"/>
+    <w:basedOn w:val="Subheading2"/>
+    <w:next w:val="Normal"/>
+    <w:link w:val="Subheading3Char"/>
+    <w:qFormat/>
+    <w:rsid w:val="00642E68"/>
+    <w:rPr>
+      <w:sz w:val="40"/>
+      <w:szCs w:val="40"/>
+    </w:rPr>
+  </w:style>
+  <w:style w:type="character" w:customStyle="1" w:styleId="Subheading3Char">
+    <w:name w:val="Subheading 3 Char"/>
+    <w:basedOn w:val="Subheading2Char"/>
+    <w:link w:val="Subheading3"/>
+    <w:rsid w:val="00642E68"/>
+    <w:rPr>
+      <w:rFonts w:asciiTheme="majorHAnsi" w:hAnsiTheme="majorHAnsi" w:cstheme="minorHAnsi"/>
+      <w:b/>
+      <w:kern w:val="28"/>
+      <w:sz w:val="40"/>
+      <w:szCs w:val="40"/>
+      <w:vertAlign w:val="superscript"/>
+    </w:rPr>
+  </w:style>
+  <w:style w:type="paragraph" w:customStyle="1" w:styleId="Suptitle">
+    <w:name w:val="Suptitle"/>
+    <w:basedOn w:val="Subtitle"/>
+    <w:link w:val="SuptitleChar"/>
+    <w:qFormat/>
+    <w:rsid w:val="00642E68"/>
+    <w:pPr>
+      <w:spacing w:before="240" w:line="240" w:lineRule="auto"/>
+    </w:pPr>
+    <w:rPr>
+      <w:vertAlign w:val="subscript"/>
+    </w:rPr>
+  </w:style>
+  <w:style w:type="character" w:customStyle="1" w:styleId="SuptitleChar">
+    <w:name w:val="Suptitle Char"/>
+    <w:basedOn w:val="SubtitleChar"/>
+    <w:link w:val="Suptitle"/>
+    <w:rsid w:val="00642E68"/>
+    <w:rPr>
+      <w:rFonts w:asciiTheme="majorHAnsi" w:eastAsiaTheme="majorEastAsia" w:hAnsiTheme="majorHAnsi" w:cstheme="majorBidi"/>
+      <w:color w:val="7F7F7F" w:themeColor="text1" w:themeTint="80"/>
+      <w:spacing w:val="-10"/>
+      <w:kern w:val="28"/>
+      <w:sz w:val="72"/>
+      <w:szCs w:val="72"/>
+      <w:vertAlign w:val="subscript"/>
+    </w:rPr>
+  </w:style>
+  <w:style w:type="paragraph" w:styleId="Subtitle">
+    <w:name w:val="Subtitle"/>
+    <w:basedOn w:val="Title"/>
+    <w:next w:val="Normal"/>
+    <w:link w:val="SubtitleChar"/>
+    <w:uiPriority w:val="11"/>
+    <w:qFormat/>
+    <w:rsid w:val="00642E68"/>
+    <w:rPr>
+      <w:b w:val="0"/>
+      <w:bCs w:val="0"/>
+      <w:color w:val="7F7F7F" w:themeColor="text1" w:themeTint="80"/>
+      <w:vertAlign w:val="superscript"/>
+    </w:rPr>
+  </w:style>
+  <w:style w:type="character" w:customStyle="1" w:styleId="SubtitleChar">
+    <w:name w:val="Subtitle Char"/>
+    <w:basedOn w:val="DefaultParagraphFont"/>
+    <w:link w:val="Subtitle"/>
+    <w:uiPriority w:val="11"/>
+    <w:rsid w:val="00642E68"/>
+    <w:rPr>
+      <w:rFonts w:asciiTheme="majorHAnsi" w:eastAsiaTheme="majorEastAsia" w:hAnsiTheme="majorHAnsi" w:cstheme="majorBidi"/>
+      <w:color w:val="7F7F7F" w:themeColor="text1" w:themeTint="80"/>
+      <w:spacing w:val="-10"/>
+      <w:kern w:val="28"/>
+      <w:sz w:val="72"/>
+      <w:szCs w:val="72"/>
+      <w:vertAlign w:val="superscript"/>
+    </w:rPr>
+  </w:style>
+  <w:style w:type="paragraph" w:styleId="NoSpacing">
+    <w:name w:val="No Spacing"/>
+    <w:basedOn w:val="Normal"/>
+    <w:uiPriority w:val="1"/>
+    <w:qFormat/>
+    <w:rsid w:val="00642E68"/>
+    <w:pPr>
+      <w:spacing w:after="0"/>
+    </w:pPr>
+  </w:style>
+  <w:style w:type="character" w:customStyle="1" w:styleId="Heading2Char">
+    <w:name w:val="Heading 2 Char"/>
+    <w:basedOn w:val="DefaultParagraphFont"/>
+    <w:link w:val="Heading2"/>
+    <w:rsid w:val="00642E68"/>
+    <w:rPr>
+      <w:rFonts w:asciiTheme="majorHAnsi" w:eastAsiaTheme="majorEastAsia" w:hAnsiTheme="majorHAnsi" w:cstheme="minorHAnsi"/>
+      <w:b/>
+      <w:kern w:val="28"/>
+      <w:sz w:val="48"/>
+      <w:szCs w:val="48"/>
+    </w:rPr>
+  </w:style>
+  <w:style w:type="character" w:customStyle="1" w:styleId="Heading3Char">
+    <w:name w:val="Heading 3 Char"/>
+    <w:basedOn w:val="DefaultParagraphFont"/>
+    <w:link w:val="Heading3"/>
+    <w:rsid w:val="00642E68"/>
+    <w:rPr>
+      <w:rFonts w:asciiTheme="majorHAnsi" w:eastAsiaTheme="majorEastAsia" w:hAnsiTheme="majorHAnsi" w:cstheme="minorHAnsi"/>
+      <w:b/>
+      <w:kern w:val="28"/>
+      <w:sz w:val="40"/>
+      <w:szCs w:val="48"/>
+    </w:rPr>
+  </w:style>
+  <w:style w:type="character" w:customStyle="1" w:styleId="Heading4Char">
+    <w:name w:val="Heading 4 Char"/>
+    <w:basedOn w:val="DefaultParagraphFont"/>
+    <w:link w:val="Heading4"/>
+    <w:rsid w:val="00642E68"/>
+    <w:rPr>
+      <w:rFonts w:asciiTheme="majorHAnsi" w:eastAsiaTheme="majorEastAsia" w:hAnsiTheme="majorHAnsi" w:cstheme="minorHAnsi"/>
+      <w:b/>
+      <w:kern w:val="28"/>
+      <w:sz w:val="32"/>
+      <w:szCs w:val="48"/>
+    </w:rPr>
+  </w:style>
+  <w:style w:type="character" w:customStyle="1" w:styleId="Heading5Char">
+    <w:name w:val="Heading 5 Char"/>
+    <w:basedOn w:val="DefaultParagraphFont"/>
+    <w:link w:val="Heading5"/>
+    <w:rsid w:val="00642E68"/>
+    <w:rPr>
+      <w:rFonts w:asciiTheme="majorHAnsi" w:eastAsiaTheme="majorEastAsia" w:hAnsiTheme="majorHAnsi" w:cstheme="minorHAnsi"/>
+      <w:b/>
+      <w:kern w:val="28"/>
+      <w:sz w:val="28"/>
+      <w:szCs w:val="48"/>
+    </w:rPr>
+  </w:style>
+  <w:style w:type="character" w:customStyle="1" w:styleId="Heading6Char">
+    <w:name w:val="Heading 6 Char"/>
+    <w:basedOn w:val="DefaultParagraphFont"/>
+    <w:link w:val="Heading6"/>
+    <w:rsid w:val="00642E68"/>
+    <w:rPr>
+      <w:rFonts w:asciiTheme="majorHAnsi" w:eastAsiaTheme="majorEastAsia" w:hAnsiTheme="majorHAnsi" w:cstheme="minorHAnsi"/>
+      <w:b/>
+      <w:bCs/>
+      <w:kern w:val="28"/>
+      <w:sz w:val="24"/>
+      <w:szCs w:val="24"/>
+      <w:u w:val="single"/>
+    </w:rPr>
+  </w:style>
+  <w:style w:type="character" w:customStyle="1" w:styleId="Heading7Char">
+    <w:name w:val="Heading 7 Char"/>
+    <w:basedOn w:val="DefaultParagraphFont"/>
+    <w:link w:val="Heading7"/>
+    <w:rsid w:val="00642E68"/>
+    <w:rPr>
+      <w:rFonts w:asciiTheme="majorHAnsi" w:eastAsiaTheme="majorEastAsia" w:hAnsiTheme="majorHAnsi" w:cstheme="minorHAnsi"/>
+      <w:bCs/>
+      <w:sz w:val="24"/>
+      <w:szCs w:val="24"/>
+      <w:u w:val="single"/>
+    </w:rPr>
+  </w:style>
+  <w:style w:type="character" w:customStyle="1" w:styleId="Heading8Char">
+    <w:name w:val="Heading 8 Char"/>
+    <w:basedOn w:val="DefaultParagraphFont"/>
+    <w:link w:val="Heading8"/>
+    <w:rsid w:val="00642E68"/>
+    <w:rPr>
+      <w:rFonts w:asciiTheme="majorHAnsi" w:eastAsiaTheme="majorEastAsia" w:hAnsiTheme="majorHAnsi" w:cstheme="minorHAnsi"/>
+      <w:b/>
+      <w:bCs/>
+      <w:i/>
+      <w:iCs/>
+      <w:kern w:val="28"/>
+      <w:sz w:val="24"/>
+      <w:szCs w:val="24"/>
+    </w:rPr>
+  </w:style>
+  <w:style w:type="character" w:customStyle="1" w:styleId="Heading9Char">
+    <w:name w:val="Heading 9 Char"/>
+    <w:basedOn w:val="DefaultParagraphFont"/>
+    <w:link w:val="Heading9"/>
+    <w:rsid w:val="00642E68"/>
+    <w:rPr>
+      <w:rFonts w:asciiTheme="majorHAnsi" w:eastAsiaTheme="majorEastAsia" w:hAnsiTheme="majorHAnsi" w:cstheme="minorHAnsi"/>
+      <w:i/>
+      <w:iCs/>
+      <w:kern w:val="28"/>
+      <w:sz w:val="24"/>
+      <w:szCs w:val="24"/>
+    </w:rPr>
+  </w:style>
+  <w:style w:type="paragraph" w:styleId="Caption">
+    <w:name w:val="caption"/>
+    <w:basedOn w:val="Normal"/>
+    <w:next w:val="Normal"/>
+    <w:uiPriority w:val="35"/>
+    <w:semiHidden/>
+    <w:unhideWhenUsed/>
+    <w:qFormat/>
+    <w:rsid w:val="00642E68"/>
+    <w:pPr>
+      <w:spacing w:after="200"/>
+    </w:pPr>
+    <w:rPr>
+      <w:rFonts w:eastAsia="Times New Roman"/>
+      <w:i/>
+      <w:iCs/>
+      <w:color w:val="1F497D" w:themeColor="text2"/>
+      <w:szCs w:val="18"/>
+    </w:rPr>
+  </w:style>
+  <w:style w:type="paragraph" w:styleId="Title">
+    <w:name w:val="Title"/>
+    <w:basedOn w:val="NoSpacing"/>
+    <w:next w:val="Normal"/>
+    <w:link w:val="TitleChar"/>
+    <w:uiPriority w:val="10"/>
+    <w:qFormat/>
+    <w:rsid w:val="00642E68"/>
+    <w:rPr>
+      <w:rFonts w:asciiTheme="majorHAnsi" w:eastAsiaTheme="majorEastAsia" w:hAnsiTheme="majorHAnsi" w:cstheme="majorBidi"/>
+      <w:b/>
+      <w:bCs/>
+      <w:spacing w:val="-10"/>
+      <w:kern w:val="28"/>
+      <w:sz w:val="72"/>
+      <w:szCs w:val="72"/>
+    </w:rPr>
+  </w:style>
+  <w:style w:type="character" w:customStyle="1" w:styleId="TitleChar">
+    <w:name w:val="Title Char"/>
+    <w:basedOn w:val="DefaultParagraphFont"/>
+    <w:link w:val="Title"/>
+    <w:uiPriority w:val="10"/>
+    <w:rsid w:val="00642E68"/>
+    <w:rPr>
+      <w:rFonts w:asciiTheme="majorHAnsi" w:eastAsiaTheme="majorEastAsia" w:hAnsiTheme="majorHAnsi" w:cstheme="majorBidi"/>
+      <w:b/>
+      <w:bCs/>
+      <w:spacing w:val="-10"/>
+      <w:kern w:val="28"/>
+      <w:sz w:val="72"/>
+      <w:szCs w:val="72"/>
+    </w:rPr>
+  </w:style>
+  <w:style w:type="character" w:styleId="Strong">
+    <w:name w:val="Strong"/>
+    <w:uiPriority w:val="22"/>
+    <w:qFormat/>
+    <w:rsid w:val="00642E68"/>
+    <w:rPr>
+      <w:b/>
+      <w:bCs/>
+    </w:rPr>
+  </w:style>
+  <w:style w:type="character" w:styleId="Emphasis">
+    <w:name w:val="Emphasis"/>
+    <w:uiPriority w:val="20"/>
+    <w:qFormat/>
+    <w:rsid w:val="00642E68"/>
+    <w:rPr>
+      <w:rFonts w:asciiTheme="minorHAnsi" w:hAnsiTheme="minorHAnsi" w:cstheme="minorHAnsi"/>
+      <w:i/>
+      <w:iCs/>
+      <w:sz w:val="28"/>
+      <w:szCs w:val="28"/>
+    </w:rPr>
+  </w:style>
+  <w:style w:type="paragraph" w:styleId="ListParagraph">
+    <w:name w:val="List Paragraph"/>
+    <w:basedOn w:val="Normal"/>
+    <w:uiPriority w:val="34"/>
+    <w:qFormat/>
+    <w:rsid w:val="00642E68"/>
+    <w:pPr>
+      <w:ind w:left="720"/>
+      <w:contextualSpacing/>
+    </w:pPr>
+    <w:rPr>
+      <w:rFonts w:eastAsia="Times New Roman"/>
+    </w:rPr>
+  </w:style>
+  <w:style w:type="paragraph" w:styleId="Quote">
+    <w:name w:val="Quote"/>
+    <w:basedOn w:val="Normal"/>
+    <w:next w:val="Normal"/>
+    <w:link w:val="QuoteChar"/>
+    <w:uiPriority w:val="29"/>
+    <w:qFormat/>
+    <w:rsid w:val="00642E68"/>
+    <w:pPr>
+      <w:keepLines/>
+      <w:pageBreakBefore/>
+      <w:pBdr>
+        <w:left w:val="single" w:sz="4" w:space="7" w:color="auto"/>
+      </w:pBdr>
+      <w:spacing w:before="120" w:after="120"/>
+      <w:ind w:left="360"/>
+      <w:contextualSpacing/>
+      <w:mirrorIndents/>
+    </w:pPr>
+  </w:style>
+  <w:style w:type="character" w:customStyle="1" w:styleId="QuoteChar">
+    <w:name w:val="Quote Char"/>
+    <w:basedOn w:val="DefaultParagraphFont"/>
+    <w:link w:val="Quote"/>
+    <w:uiPriority w:val="29"/>
+    <w:rsid w:val="00642E68"/>
+    <w:rPr>
+      <w:rFonts w:cstheme="minorHAnsi"/>
+      <w:sz w:val="28"/>
+      <w:szCs w:val="28"/>
+    </w:rPr>
+  </w:style>
+  <w:style w:type="paragraph" w:styleId="IntenseQuote">
+    <w:name w:val="Intense Quote"/>
+    <w:basedOn w:val="Quote"/>
+    <w:next w:val="Normal"/>
+    <w:link w:val="IntenseQuoteChar"/>
+    <w:uiPriority w:val="30"/>
+    <w:qFormat/>
+    <w:rsid w:val="00642E68"/>
+    <w:pPr>
+      <w:pBdr>
+        <w:left w:val="single" w:sz="18" w:space="7" w:color="auto"/>
+      </w:pBdr>
+    </w:pPr>
+    <w:rPr>
+      <w:b/>
+      <w:bCs/>
+    </w:rPr>
+  </w:style>
+  <w:style w:type="character" w:customStyle="1" w:styleId="IntenseQuoteChar">
+    <w:name w:val="Intense Quote Char"/>
+    <w:basedOn w:val="DefaultParagraphFont"/>
+    <w:link w:val="IntenseQuote"/>
+    <w:uiPriority w:val="30"/>
+    <w:rsid w:val="00642E68"/>
+    <w:rPr>
+      <w:rFonts w:cstheme="minorHAnsi"/>
+      <w:b/>
+      <w:bCs/>
+      <w:sz w:val="28"/>
+      <w:szCs w:val="28"/>
+    </w:rPr>
+  </w:style>
+  <w:style w:type="character" w:styleId="SubtleEmphasis">
+    <w:name w:val="Subtle Emphasis"/>
+    <w:basedOn w:val="Emphasis"/>
+    <w:uiPriority w:val="19"/>
+    <w:qFormat/>
+    <w:rsid w:val="00642E68"/>
+    <w:rPr>
+      <w:rFonts w:asciiTheme="minorHAnsi" w:hAnsiTheme="minorHAnsi" w:cs="Calibri Light"/>
+      <w:i/>
+      <w:iCs/>
+      <w:color w:val="7F7F7F" w:themeColor="text1" w:themeTint="80"/>
+      <w:sz w:val="28"/>
+      <w:szCs w:val="28"/>
+    </w:rPr>
+  </w:style>
+  <w:style w:type="character" w:styleId="IntenseEmphasis">
+    <w:name w:val="Intense Emphasis"/>
+    <w:basedOn w:val="Emphasis"/>
+    <w:uiPriority w:val="21"/>
+    <w:qFormat/>
+    <w:rsid w:val="00642E68"/>
+    <w:rPr>
+      <w:rFonts w:asciiTheme="minorHAnsi" w:hAnsiTheme="minorHAnsi" w:cstheme="minorHAnsi"/>
+      <w:b/>
+      <w:bCs/>
+      <w:i/>
+      <w:iCs/>
+      <w:sz w:val="28"/>
+      <w:szCs w:val="28"/>
+    </w:rPr>
+  </w:style>
+  <w:style w:type="character" w:styleId="SubtleReference">
+    <w:name w:val="Subtle Reference"/>
+    <w:uiPriority w:val="31"/>
+    <w:qFormat/>
+    <w:rsid w:val="00642E68"/>
+    <w:rPr>
+      <w:caps/>
+      <w:color w:val="7F7F7F" w:themeColor="text1" w:themeTint="80"/>
+      <w:sz w:val="22"/>
+      <w:szCs w:val="22"/>
+    </w:rPr>
+  </w:style>
+  <w:style w:type="character" w:styleId="IntenseReference">
+    <w:name w:val="Intense Reference"/>
+    <w:basedOn w:val="SubtleReference"/>
+    <w:uiPriority w:val="32"/>
+    <w:qFormat/>
+    <w:rsid w:val="00642E68"/>
+    <w:rPr>
+      <w:b/>
+      <w:bCs/>
+      <w:caps/>
+      <w:color w:val="7F7F7F" w:themeColor="text1" w:themeTint="80"/>
+      <w:sz w:val="22"/>
+      <w:szCs w:val="22"/>
+    </w:rPr>
+  </w:style>
+  <w:style w:type="character" w:styleId="BookTitle">
+    <w:name w:val="Book Title"/>
+    <w:basedOn w:val="DefaultParagraphFont"/>
+    <w:uiPriority w:val="33"/>
+    <w:qFormat/>
+    <w:rsid w:val="00642E68"/>
+    <w:rPr>
+      <w:b/>
+      <w:bCs/>
+      <w:i/>
+      <w:iCs/>
+      <w:spacing w:val="5"/>
     </w:rPr>
   </w:style>
 </w:styles>
